--- a/Self_assessment_document.docx
+++ b/Self_assessment_document.docx
@@ -39,7 +39,7 @@
           <w:i/>
           <w:iCs/>
         </w:rPr>
-        <w:t>Your Name</w:t>
+        <w:t>Peter Roberts</w:t>
       </w:r>
       <w:r>
         <w:tab/>
@@ -65,7 +65,7 @@
           <w:i/>
           <w:iCs/>
         </w:rPr>
-        <w:t>12345678</w:t>
+        <w:t>23659324</w:t>
       </w:r>
     </w:p>
     <w:p/>
@@ -463,21 +463,10 @@
     <w:p/>
     <w:p>
       <w:r>
-        <w:t>Your mark for each Learning Outcome (LO) is the highest ma</w:t>
-      </w:r>
-      <w:r>
-        <w:t xml:space="preserve">rk achieved based on the criteria specified in the self-assessment grid. Note that you will </w:t>
-      </w:r>
-      <w:r>
-        <w:t xml:space="preserve">need to have satisfied all criteria at the lower mark bands to be awarded marks in the higher mark bands, e.g., to get a mark in the 70 - 80 band for a learning outcome you will have needed to have satisfied all criteria in the 40 – 50 and 50 – </w:t>
-      </w:r>
-      <w:proofErr w:type="gramStart"/>
-      <w:r>
-        <w:t>60 mark</w:t>
-      </w:r>
-      <w:proofErr w:type="gramEnd"/>
-      <w:r>
-        <w:t xml:space="preserve"> bands. </w:t>
+        <w:t xml:space="preserve">Your mark for each Learning Outcome (LO) is the highest mark achieved based on the criteria specified in the self-assessment grid. Note that you will </w:t>
+      </w:r>
+      <w:r>
+        <w:t xml:space="preserve">need to have satisfied all criteria at the lower mark bands to be awarded marks in the higher mark bands, e.g., to get a mark in the 70 - 80 band for a learning outcome you will have needed to have satisfied all criteria in the 40 – 50 and 50 – 60 mark bands. </w:t>
       </w:r>
     </w:p>
     <w:p/>
@@ -581,18 +570,19 @@
     <w:tbl>
       <w:tblPr>
         <w:tblStyle w:val="TableGrid"/>
-        <w:tblW w:w="0" w:type="auto"/>
+        <w:tblW w:w="10915" w:type="dxa"/>
+        <w:tblInd w:w="-1281" w:type="dxa"/>
         <w:tblLook w:val="04A0" w:firstRow="1" w:lastRow="0" w:firstColumn="1" w:lastColumn="0" w:noHBand="0" w:noVBand="1"/>
       </w:tblPr>
       <w:tblGrid>
-        <w:gridCol w:w="1271"/>
-        <w:gridCol w:w="3686"/>
-        <w:gridCol w:w="4059"/>
+        <w:gridCol w:w="1134"/>
+        <w:gridCol w:w="7712"/>
+        <w:gridCol w:w="2069"/>
       </w:tblGrid>
       <w:tr>
         <w:tc>
           <w:tcPr>
-            <w:tcW w:w="1271" w:type="dxa"/>
+            <w:tcW w:w="1134" w:type="dxa"/>
             <w:shd w:val="clear" w:color="auto" w:fill="D9D9D9" w:themeFill="background1" w:themeFillShade="D9"/>
             <w:vAlign w:val="center"/>
           </w:tcPr>
@@ -618,7 +608,7 @@
         </w:tc>
         <w:tc>
           <w:tcPr>
-            <w:tcW w:w="3686" w:type="dxa"/>
+            <w:tcW w:w="7712" w:type="dxa"/>
             <w:shd w:val="clear" w:color="auto" w:fill="D9D9D9" w:themeFill="background1" w:themeFillShade="D9"/>
             <w:vAlign w:val="center"/>
           </w:tcPr>
@@ -644,7 +634,7 @@
         </w:tc>
         <w:tc>
           <w:tcPr>
-            <w:tcW w:w="4059" w:type="dxa"/>
+            <w:tcW w:w="2069" w:type="dxa"/>
             <w:shd w:val="clear" w:color="auto" w:fill="D9D9D9" w:themeFill="background1" w:themeFillShade="D9"/>
             <w:vAlign w:val="center"/>
           </w:tcPr>
@@ -675,7 +665,7 @@
         </w:trPr>
         <w:tc>
           <w:tcPr>
-            <w:tcW w:w="1271" w:type="dxa"/>
+            <w:tcW w:w="1134" w:type="dxa"/>
             <w:vMerge w:val="restart"/>
             <w:vAlign w:val="center"/>
           </w:tcPr>
@@ -697,7 +687,7 @@
         </w:tc>
         <w:tc>
           <w:tcPr>
-            <w:tcW w:w="3686" w:type="dxa"/>
+            <w:tcW w:w="7712" w:type="dxa"/>
             <w:vAlign w:val="center"/>
           </w:tcPr>
           <w:p>
@@ -718,16 +708,69 @@
         </w:tc>
         <w:tc>
           <w:tcPr>
-            <w:tcW w:w="4059" w:type="dxa"/>
-            <w:vAlign w:val="center"/>
-          </w:tcPr>
-          <w:p>
-            <w:pPr>
-              <w:rPr>
-                <w:sz w:val="20"/>
-                <w:szCs w:val="20"/>
-              </w:rPr>
-            </w:pPr>
+            <w:tcW w:w="2069" w:type="dxa"/>
+            <w:vAlign w:val="center"/>
+          </w:tcPr>
+          <w:p>
+            <w:pPr>
+              <w:rPr>
+                <w:sz w:val="20"/>
+                <w:szCs w:val="20"/>
+              </w:rPr>
+            </w:pPr>
+            <w:r>
+              <w:rPr>
+                <w:sz w:val="20"/>
+                <w:szCs w:val="20"/>
+              </w:rPr>
+              <w:t>I have made vectors all over the program but in coursework.cpp line 3</w:t>
+            </w:r>
+            <w:r>
+              <w:rPr>
+                <w:sz w:val="20"/>
+                <w:szCs w:val="20"/>
+              </w:rPr>
+              <w:t>2</w:t>
+            </w:r>
+            <w:r>
+              <w:rPr>
+                <w:sz w:val="20"/>
+                <w:szCs w:val="20"/>
+              </w:rPr>
+              <w:t xml:space="preserve"> through 37 there </w:t>
+            </w:r>
+            <w:proofErr w:type="spellStart"/>
+            <w:r>
+              <w:rPr>
+                <w:sz w:val="20"/>
+                <w:szCs w:val="20"/>
+              </w:rPr>
+              <w:t>im</w:t>
+            </w:r>
+            <w:proofErr w:type="spellEnd"/>
+            <w:r>
+              <w:rPr>
+                <w:sz w:val="20"/>
+                <w:szCs w:val="20"/>
+              </w:rPr>
+              <w:t xml:space="preserve"> declaring the </w:t>
+            </w:r>
+            <w:proofErr w:type="spellStart"/>
+            <w:r>
+              <w:rPr>
+                <w:sz w:val="20"/>
+                <w:szCs w:val="20"/>
+              </w:rPr>
+              <w:t>propites</w:t>
+            </w:r>
+            <w:proofErr w:type="spellEnd"/>
+            <w:r>
+              <w:rPr>
+                <w:sz w:val="20"/>
+                <w:szCs w:val="20"/>
+              </w:rPr>
+              <w:t xml:space="preserve"> an object should have such as its position rotation and scale</w:t>
+            </w:r>
           </w:p>
         </w:tc>
       </w:tr>
@@ -737,7 +780,7 @@
         </w:trPr>
         <w:tc>
           <w:tcPr>
-            <w:tcW w:w="1271" w:type="dxa"/>
+            <w:tcW w:w="1134" w:type="dxa"/>
             <w:vMerge/>
             <w:vAlign w:val="center"/>
           </w:tcPr>
@@ -752,28 +795,44 @@
         </w:tc>
         <w:tc>
           <w:tcPr>
-            <w:tcW w:w="3686" w:type="dxa"/>
-            <w:vAlign w:val="center"/>
-          </w:tcPr>
-          <w:p>
-            <w:pPr>
-              <w:rPr>
-                <w:sz w:val="20"/>
-                <w:szCs w:val="20"/>
-              </w:rPr>
-            </w:pPr>
-            <w:r>
-              <w:rPr>
-                <w:sz w:val="20"/>
-                <w:szCs w:val="20"/>
-              </w:rPr>
-              <w:t xml:space="preserve">LO2: Application compiles and runs without alterations to the source code of CMake file. </w:t>
-            </w:r>
-          </w:p>
-        </w:tc>
-        <w:tc>
-          <w:tcPr>
-            <w:tcW w:w="4059" w:type="dxa"/>
+            <w:tcW w:w="7712" w:type="dxa"/>
+            <w:vAlign w:val="center"/>
+          </w:tcPr>
+          <w:p>
+            <w:pPr>
+              <w:rPr>
+                <w:sz w:val="20"/>
+                <w:szCs w:val="20"/>
+              </w:rPr>
+            </w:pPr>
+            <w:r>
+              <w:rPr>
+                <w:sz w:val="20"/>
+                <w:szCs w:val="20"/>
+              </w:rPr>
+              <w:t xml:space="preserve">LO2: Application compiles and runs without alterations to the source code of </w:t>
+            </w:r>
+            <w:proofErr w:type="spellStart"/>
+            <w:r>
+              <w:rPr>
+                <w:sz w:val="20"/>
+                <w:szCs w:val="20"/>
+              </w:rPr>
+              <w:t>CMake</w:t>
+            </w:r>
+            <w:proofErr w:type="spellEnd"/>
+            <w:r>
+              <w:rPr>
+                <w:sz w:val="20"/>
+                <w:szCs w:val="20"/>
+              </w:rPr>
+              <w:t xml:space="preserve"> file. </w:t>
+            </w:r>
+          </w:p>
+        </w:tc>
+        <w:tc>
+          <w:tcPr>
+            <w:tcW w:w="2069" w:type="dxa"/>
             <w:vAlign w:val="center"/>
           </w:tcPr>
           <w:p>
@@ -790,6 +849,14 @@
               </w:rPr>
               <w:t>Paste a screenshot of your application below</w:t>
             </w:r>
+          </w:p>
+          <w:p>
+            <w:pPr>
+              <w:rPr>
+                <w:sz w:val="20"/>
+                <w:szCs w:val="20"/>
+              </w:rPr>
+            </w:pPr>
           </w:p>
         </w:tc>
       </w:tr>
@@ -799,7 +866,7 @@
         </w:trPr>
         <w:tc>
           <w:tcPr>
-            <w:tcW w:w="1271" w:type="dxa"/>
+            <w:tcW w:w="1134" w:type="dxa"/>
             <w:vMerge/>
             <w:vAlign w:val="center"/>
           </w:tcPr>
@@ -814,7 +881,7 @@
         </w:tc>
         <w:tc>
           <w:tcPr>
-            <w:tcW w:w="3686" w:type="dxa"/>
+            <w:tcW w:w="7712" w:type="dxa"/>
             <w:vAlign w:val="center"/>
           </w:tcPr>
           <w:p>
@@ -835,16 +902,51 @@
         </w:tc>
         <w:tc>
           <w:tcPr>
-            <w:tcW w:w="4059" w:type="dxa"/>
-            <w:vAlign w:val="center"/>
-          </w:tcPr>
-          <w:p>
-            <w:pPr>
-              <w:rPr>
-                <w:sz w:val="20"/>
-                <w:szCs w:val="20"/>
-              </w:rPr>
-            </w:pPr>
+            <w:tcW w:w="2069" w:type="dxa"/>
+            <w:vAlign w:val="center"/>
+          </w:tcPr>
+          <w:p>
+            <w:pPr>
+              <w:rPr>
+                <w:sz w:val="20"/>
+                <w:szCs w:val="20"/>
+              </w:rPr>
+            </w:pPr>
+            <w:r>
+              <w:rPr>
+                <w:sz w:val="20"/>
+                <w:szCs w:val="20"/>
+              </w:rPr>
+              <w:t>Coursework.cpp Line 7</w:t>
+            </w:r>
+            <w:r>
+              <w:rPr>
+                <w:sz w:val="20"/>
+                <w:szCs w:val="20"/>
+              </w:rPr>
+              <w:t>8</w:t>
+            </w:r>
+            <w:r>
+              <w:rPr>
+                <w:sz w:val="20"/>
+                <w:szCs w:val="20"/>
+              </w:rPr>
+              <w:t xml:space="preserve"> through </w:t>
+            </w:r>
+            <w:r>
+              <w:rPr>
+                <w:sz w:val="20"/>
+                <w:szCs w:val="20"/>
+              </w:rPr>
+              <w:t>91</w:t>
+            </w:r>
+            <w:r>
+              <w:rPr>
+                <w:sz w:val="20"/>
+                <w:szCs w:val="20"/>
+              </w:rPr>
+              <w:t xml:space="preserve"> I load the textures, they get applied on line 48 of the fragment shader</w:t>
+            </w:r>
           </w:p>
         </w:tc>
       </w:tr>
@@ -854,7 +956,7 @@
         </w:trPr>
         <w:tc>
           <w:tcPr>
-            <w:tcW w:w="1271" w:type="dxa"/>
+            <w:tcW w:w="1134" w:type="dxa"/>
             <w:vMerge w:val="restart"/>
             <w:vAlign w:val="center"/>
           </w:tcPr>
@@ -876,7 +978,7 @@
         </w:tc>
         <w:tc>
           <w:tcPr>
-            <w:tcW w:w="3686" w:type="dxa"/>
+            <w:tcW w:w="7712" w:type="dxa"/>
             <w:vAlign w:val="center"/>
           </w:tcPr>
           <w:p>
@@ -897,16 +999,37 @@
         </w:tc>
         <w:tc>
           <w:tcPr>
-            <w:tcW w:w="4059" w:type="dxa"/>
-            <w:vAlign w:val="center"/>
-          </w:tcPr>
-          <w:p>
-            <w:pPr>
-              <w:rPr>
-                <w:sz w:val="20"/>
-                <w:szCs w:val="20"/>
-              </w:rPr>
-            </w:pPr>
+            <w:tcW w:w="2069" w:type="dxa"/>
+            <w:vAlign w:val="center"/>
+          </w:tcPr>
+          <w:p>
+            <w:pPr>
+              <w:rPr>
+                <w:sz w:val="20"/>
+                <w:szCs w:val="20"/>
+              </w:rPr>
+            </w:pPr>
+            <w:r>
+              <w:rPr>
+                <w:sz w:val="20"/>
+                <w:szCs w:val="20"/>
+              </w:rPr>
+              <w:t>In coursework line 1</w:t>
+            </w:r>
+            <w:r>
+              <w:rPr>
+                <w:sz w:val="20"/>
+                <w:szCs w:val="20"/>
+              </w:rPr>
+              <w:t>64</w:t>
+            </w:r>
+            <w:r>
+              <w:rPr>
+                <w:sz w:val="20"/>
+                <w:szCs w:val="20"/>
+              </w:rPr>
+              <w:t xml:space="preserve"> through 180 I do this</w:t>
+            </w:r>
           </w:p>
         </w:tc>
       </w:tr>
@@ -916,7 +1039,7 @@
         </w:trPr>
         <w:tc>
           <w:tcPr>
-            <w:tcW w:w="1271" w:type="dxa"/>
+            <w:tcW w:w="1134" w:type="dxa"/>
             <w:vMerge/>
             <w:vAlign w:val="center"/>
           </w:tcPr>
@@ -931,37 +1054,60 @@
         </w:tc>
         <w:tc>
           <w:tcPr>
-            <w:tcW w:w="3686" w:type="dxa"/>
-            <w:vAlign w:val="center"/>
-          </w:tcPr>
-          <w:p>
-            <w:pPr>
-              <w:rPr>
-                <w:sz w:val="20"/>
-                <w:szCs w:val="20"/>
-              </w:rPr>
-            </w:pPr>
-            <w:r>
-              <w:rPr>
-                <w:sz w:val="20"/>
-                <w:szCs w:val="20"/>
-              </w:rPr>
-              <w:t>LO1: Implementation of glm library functions for calculating view and projection matrices.</w:t>
-            </w:r>
-          </w:p>
-        </w:tc>
-        <w:tc>
-          <w:tcPr>
-            <w:tcW w:w="4059" w:type="dxa"/>
-            <w:vAlign w:val="center"/>
-          </w:tcPr>
-          <w:p>
-            <w:pPr>
-              <w:rPr>
-                <w:sz w:val="20"/>
-                <w:szCs w:val="20"/>
-              </w:rPr>
-            </w:pPr>
+            <w:tcW w:w="7712" w:type="dxa"/>
+            <w:vAlign w:val="center"/>
+          </w:tcPr>
+          <w:p>
+            <w:pPr>
+              <w:rPr>
+                <w:sz w:val="20"/>
+                <w:szCs w:val="20"/>
+              </w:rPr>
+            </w:pPr>
+            <w:r>
+              <w:rPr>
+                <w:sz w:val="20"/>
+                <w:szCs w:val="20"/>
+              </w:rPr>
+              <w:t xml:space="preserve">LO1: Implementation of </w:t>
+            </w:r>
+            <w:proofErr w:type="spellStart"/>
+            <w:r>
+              <w:rPr>
+                <w:sz w:val="20"/>
+                <w:szCs w:val="20"/>
+              </w:rPr>
+              <w:t>glm</w:t>
+            </w:r>
+            <w:proofErr w:type="spellEnd"/>
+            <w:r>
+              <w:rPr>
+                <w:sz w:val="20"/>
+                <w:szCs w:val="20"/>
+              </w:rPr>
+              <w:t xml:space="preserve"> library functions for calculating view and projection matrices.</w:t>
+            </w:r>
+          </w:p>
+        </w:tc>
+        <w:tc>
+          <w:tcPr>
+            <w:tcW w:w="2069" w:type="dxa"/>
+            <w:vAlign w:val="center"/>
+          </w:tcPr>
+          <w:p>
+            <w:pPr>
+              <w:rPr>
+                <w:sz w:val="20"/>
+                <w:szCs w:val="20"/>
+              </w:rPr>
+            </w:pPr>
+            <w:r>
+              <w:rPr>
+                <w:sz w:val="20"/>
+                <w:szCs w:val="20"/>
+              </w:rPr>
+              <w:t>This is done in camera.cpp and camera.hpp</w:t>
+            </w:r>
           </w:p>
         </w:tc>
       </w:tr>
@@ -971,7 +1117,7 @@
         </w:trPr>
         <w:tc>
           <w:tcPr>
-            <w:tcW w:w="1271" w:type="dxa"/>
+            <w:tcW w:w="1134" w:type="dxa"/>
             <w:vMerge/>
             <w:vAlign w:val="center"/>
           </w:tcPr>
@@ -986,7 +1132,7 @@
         </w:tc>
         <w:tc>
           <w:tcPr>
-            <w:tcW w:w="3686" w:type="dxa"/>
+            <w:tcW w:w="7712" w:type="dxa"/>
             <w:vAlign w:val="center"/>
           </w:tcPr>
           <w:p>
@@ -1007,16 +1153,44 @@
         </w:tc>
         <w:tc>
           <w:tcPr>
-            <w:tcW w:w="4059" w:type="dxa"/>
-            <w:vAlign w:val="center"/>
-          </w:tcPr>
-          <w:p>
-            <w:pPr>
-              <w:rPr>
-                <w:sz w:val="20"/>
-                <w:szCs w:val="20"/>
-              </w:rPr>
-            </w:pPr>
+            <w:tcW w:w="2069" w:type="dxa"/>
+            <w:vAlign w:val="center"/>
+          </w:tcPr>
+          <w:p>
+            <w:pPr>
+              <w:rPr>
+                <w:sz w:val="20"/>
+                <w:szCs w:val="20"/>
+              </w:rPr>
+            </w:pPr>
+            <w:r>
+              <w:rPr>
+                <w:sz w:val="20"/>
+                <w:szCs w:val="20"/>
+              </w:rPr>
+              <w:t>This is done during the render loop of coursework.cpp which is lines 12</w:t>
+            </w:r>
+            <w:r>
+              <w:rPr>
+                <w:sz w:val="20"/>
+                <w:szCs w:val="20"/>
+              </w:rPr>
+              <w:t>5</w:t>
+            </w:r>
+            <w:r>
+              <w:rPr>
+                <w:sz w:val="20"/>
+                <w:szCs w:val="20"/>
+              </w:rPr>
+              <w:t xml:space="preserve"> through </w:t>
+            </w:r>
+            <w:r>
+              <w:rPr>
+                <w:sz w:val="20"/>
+                <w:szCs w:val="20"/>
+              </w:rPr>
+              <w:t>185</w:t>
+            </w:r>
           </w:p>
         </w:tc>
       </w:tr>
@@ -1026,7 +1200,7 @@
         </w:trPr>
         <w:tc>
           <w:tcPr>
-            <w:tcW w:w="1271" w:type="dxa"/>
+            <w:tcW w:w="1134" w:type="dxa"/>
             <w:vMerge/>
             <w:vAlign w:val="center"/>
           </w:tcPr>
@@ -1041,7 +1215,7 @@
         </w:tc>
         <w:tc>
           <w:tcPr>
-            <w:tcW w:w="3686" w:type="dxa"/>
+            <w:tcW w:w="7712" w:type="dxa"/>
             <w:vAlign w:val="center"/>
           </w:tcPr>
           <w:p>
@@ -1062,16 +1236,23 @@
         </w:tc>
         <w:tc>
           <w:tcPr>
-            <w:tcW w:w="4059" w:type="dxa"/>
-            <w:vAlign w:val="center"/>
-          </w:tcPr>
-          <w:p>
-            <w:pPr>
-              <w:rPr>
-                <w:sz w:val="20"/>
-                <w:szCs w:val="20"/>
-              </w:rPr>
-            </w:pPr>
+            <w:tcW w:w="2069" w:type="dxa"/>
+            <w:vAlign w:val="center"/>
+          </w:tcPr>
+          <w:p>
+            <w:pPr>
+              <w:rPr>
+                <w:sz w:val="20"/>
+                <w:szCs w:val="20"/>
+              </w:rPr>
+            </w:pPr>
+            <w:r>
+              <w:rPr>
+                <w:sz w:val="20"/>
+                <w:szCs w:val="20"/>
+              </w:rPr>
+              <w:t>Coursework.cpp lines 100 through 104 are the two lights the final output is a little bugged but you can tell that there doing the correct thing through the shader using the debug renders (0 through 9 on the keyboard moves through them)</w:t>
+            </w:r>
           </w:p>
         </w:tc>
       </w:tr>
@@ -1081,7 +1262,7 @@
         </w:trPr>
         <w:tc>
           <w:tcPr>
-            <w:tcW w:w="1271" w:type="dxa"/>
+            <w:tcW w:w="1134" w:type="dxa"/>
             <w:vMerge w:val="restart"/>
             <w:vAlign w:val="center"/>
           </w:tcPr>
@@ -1106,7 +1287,7 @@
         </w:tc>
         <w:tc>
           <w:tcPr>
-            <w:tcW w:w="3686" w:type="dxa"/>
+            <w:tcW w:w="7712" w:type="dxa"/>
             <w:vAlign w:val="center"/>
           </w:tcPr>
           <w:p>
@@ -1129,7 +1310,7 @@
         </w:tc>
         <w:tc>
           <w:tcPr>
-            <w:tcW w:w="4059" w:type="dxa"/>
+            <w:tcW w:w="2069" w:type="dxa"/>
             <w:vAlign w:val="center"/>
           </w:tcPr>
           <w:p>
@@ -1141,6 +1322,29 @@
                 <w:szCs w:val="20"/>
               </w:rPr>
             </w:pPr>
+            <w:r>
+              <w:rPr>
+                <w:sz w:val="20"/>
+                <w:szCs w:val="20"/>
+              </w:rPr>
+              <w:t xml:space="preserve">This is done with the </w:t>
+            </w:r>
+            <w:proofErr w:type="spellStart"/>
+            <w:r>
+              <w:rPr>
+                <w:sz w:val="20"/>
+                <w:szCs w:val="20"/>
+              </w:rPr>
+              <w:t>calculateMatrices</w:t>
+            </w:r>
+            <w:proofErr w:type="spellEnd"/>
+            <w:r>
+              <w:rPr>
+                <w:sz w:val="20"/>
+                <w:szCs w:val="20"/>
+              </w:rPr>
+              <w:t xml:space="preserve"> on line 12 through 22 of camera.cpp</w:t>
+            </w:r>
           </w:p>
         </w:tc>
       </w:tr>
@@ -1150,7 +1354,7 @@
         </w:trPr>
         <w:tc>
           <w:tcPr>
-            <w:tcW w:w="1271" w:type="dxa"/>
+            <w:tcW w:w="1134" w:type="dxa"/>
             <w:vMerge/>
             <w:vAlign w:val="center"/>
           </w:tcPr>
@@ -1167,7 +1371,7 @@
         </w:tc>
         <w:tc>
           <w:tcPr>
-            <w:tcW w:w="3686" w:type="dxa"/>
+            <w:tcW w:w="7712" w:type="dxa"/>
             <w:vAlign w:val="center"/>
           </w:tcPr>
           <w:p>
@@ -1190,7 +1394,7 @@
         </w:tc>
         <w:tc>
           <w:tcPr>
-            <w:tcW w:w="4059" w:type="dxa"/>
+            <w:tcW w:w="2069" w:type="dxa"/>
             <w:vAlign w:val="center"/>
           </w:tcPr>
           <w:p>
@@ -1202,6 +1406,13 @@
                 <w:szCs w:val="20"/>
               </w:rPr>
             </w:pPr>
+            <w:r>
+              <w:rPr>
+                <w:sz w:val="20"/>
+                <w:szCs w:val="20"/>
+              </w:rPr>
+              <w:t>I do this with the die object and the skybox too all in courswork.cpp its being rendered at lines 147 through 181</w:t>
+            </w:r>
           </w:p>
         </w:tc>
       </w:tr>
@@ -1211,7 +1422,7 @@
         </w:trPr>
         <w:tc>
           <w:tcPr>
-            <w:tcW w:w="1271" w:type="dxa"/>
+            <w:tcW w:w="1134" w:type="dxa"/>
             <w:vMerge/>
             <w:vAlign w:val="center"/>
           </w:tcPr>
@@ -1228,7 +1439,7 @@
         </w:tc>
         <w:tc>
           <w:tcPr>
-            <w:tcW w:w="3686" w:type="dxa"/>
+            <w:tcW w:w="7712" w:type="dxa"/>
             <w:vAlign w:val="center"/>
           </w:tcPr>
           <w:p>
@@ -1251,7 +1462,7 @@
         </w:tc>
         <w:tc>
           <w:tcPr>
-            <w:tcW w:w="4059" w:type="dxa"/>
+            <w:tcW w:w="2069" w:type="dxa"/>
             <w:vAlign w:val="center"/>
           </w:tcPr>
           <w:p>
@@ -1263,6 +1474,13 @@
                 <w:szCs w:val="20"/>
               </w:rPr>
             </w:pPr>
+            <w:r>
+              <w:rPr>
+                <w:sz w:val="20"/>
+                <w:szCs w:val="20"/>
+              </w:rPr>
+              <w:t>Coursework lines 191 through 227 handles all the movement as well as the debug shader options</w:t>
+            </w:r>
           </w:p>
         </w:tc>
       </w:tr>
@@ -1272,7 +1490,7 @@
         </w:trPr>
         <w:tc>
           <w:tcPr>
-            <w:tcW w:w="1271" w:type="dxa"/>
+            <w:tcW w:w="1134" w:type="dxa"/>
             <w:vMerge/>
             <w:vAlign w:val="center"/>
           </w:tcPr>
@@ -1289,7 +1507,7 @@
         </w:tc>
         <w:tc>
           <w:tcPr>
-            <w:tcW w:w="3686" w:type="dxa"/>
+            <w:tcW w:w="7712" w:type="dxa"/>
             <w:vAlign w:val="center"/>
           </w:tcPr>
           <w:p>
@@ -1311,7 +1529,7 @@
         </w:tc>
         <w:tc>
           <w:tcPr>
-            <w:tcW w:w="4059" w:type="dxa"/>
+            <w:tcW w:w="2069" w:type="dxa"/>
             <w:vAlign w:val="center"/>
           </w:tcPr>
           <w:p>
@@ -1322,6 +1540,20 @@
                 <w:szCs w:val="20"/>
               </w:rPr>
             </w:pPr>
+            <w:r>
+              <w:rPr>
+                <w:sz w:val="20"/>
+                <w:szCs w:val="20"/>
+              </w:rPr>
+              <w:t xml:space="preserve">In coursework lines </w:t>
+            </w:r>
+            <w:r>
+              <w:rPr>
+                <w:sz w:val="20"/>
+                <w:szCs w:val="20"/>
+              </w:rPr>
+              <w:t>91 through 102 I add one of each light source in a why where it should replicate a casino to build the environment I’m after.</w:t>
+            </w:r>
           </w:p>
         </w:tc>
       </w:tr>
@@ -1331,7 +1563,7 @@
         </w:trPr>
         <w:tc>
           <w:tcPr>
-            <w:tcW w:w="1271" w:type="dxa"/>
+            <w:tcW w:w="1134" w:type="dxa"/>
             <w:vMerge w:val="restart"/>
             <w:vAlign w:val="center"/>
           </w:tcPr>
@@ -1353,53 +1585,147 @@
         </w:tc>
         <w:tc>
           <w:tcPr>
-            <w:tcW w:w="3686" w:type="dxa"/>
-            <w:vAlign w:val="center"/>
-          </w:tcPr>
-          <w:p>
-            <w:pPr>
-              <w:rPr>
-                <w:sz w:val="20"/>
-                <w:szCs w:val="20"/>
-              </w:rPr>
-            </w:pPr>
-            <w:r>
-              <w:rPr>
-                <w:sz w:val="20"/>
-                <w:szCs w:val="20"/>
-              </w:rPr>
-              <w:t>LO1: Implementation of students own functions to replace glm functions (e.g., glm::</w:t>
-            </w:r>
-            <w:proofErr w:type="gramStart"/>
-            <w:r>
-              <w:rPr>
-                <w:sz w:val="20"/>
-                <w:szCs w:val="20"/>
-              </w:rPr>
-              <w:t>length(</w:t>
-            </w:r>
-            <w:proofErr w:type="gramEnd"/>
-            <w:r>
-              <w:rPr>
-                <w:sz w:val="20"/>
-                <w:szCs w:val="20"/>
-              </w:rPr>
-              <w:t>), glm::dot(), glm::cross() etc.).</w:t>
-            </w:r>
-          </w:p>
-        </w:tc>
-        <w:tc>
-          <w:tcPr>
-            <w:tcW w:w="4059" w:type="dxa"/>
-            <w:vAlign w:val="center"/>
-          </w:tcPr>
-          <w:p>
-            <w:pPr>
-              <w:rPr>
-                <w:sz w:val="20"/>
-                <w:szCs w:val="20"/>
-              </w:rPr>
-            </w:pPr>
+            <w:tcW w:w="7712" w:type="dxa"/>
+            <w:vAlign w:val="center"/>
+          </w:tcPr>
+          <w:p>
+            <w:pPr>
+              <w:rPr>
+                <w:sz w:val="20"/>
+                <w:szCs w:val="20"/>
+              </w:rPr>
+            </w:pPr>
+            <w:r>
+              <w:rPr>
+                <w:sz w:val="20"/>
+                <w:szCs w:val="20"/>
+              </w:rPr>
+              <w:t xml:space="preserve">LO1: Implementation of students own functions to replace </w:t>
+            </w:r>
+            <w:proofErr w:type="spellStart"/>
+            <w:r>
+              <w:rPr>
+                <w:sz w:val="20"/>
+                <w:szCs w:val="20"/>
+              </w:rPr>
+              <w:t>glm</w:t>
+            </w:r>
+            <w:proofErr w:type="spellEnd"/>
+            <w:r>
+              <w:rPr>
+                <w:sz w:val="20"/>
+                <w:szCs w:val="20"/>
+              </w:rPr>
+              <w:t xml:space="preserve"> functions (e.g., </w:t>
+            </w:r>
+            <w:proofErr w:type="spellStart"/>
+            <w:r>
+              <w:rPr>
+                <w:sz w:val="20"/>
+                <w:szCs w:val="20"/>
+              </w:rPr>
+              <w:t>glm</w:t>
+            </w:r>
+            <w:proofErr w:type="spellEnd"/>
+            <w:r>
+              <w:rPr>
+                <w:sz w:val="20"/>
+                <w:szCs w:val="20"/>
+              </w:rPr>
+              <w:t xml:space="preserve">::length(), </w:t>
+            </w:r>
+            <w:proofErr w:type="spellStart"/>
+            <w:r>
+              <w:rPr>
+                <w:sz w:val="20"/>
+                <w:szCs w:val="20"/>
+              </w:rPr>
+              <w:t>glm</w:t>
+            </w:r>
+            <w:proofErr w:type="spellEnd"/>
+            <w:r>
+              <w:rPr>
+                <w:sz w:val="20"/>
+                <w:szCs w:val="20"/>
+              </w:rPr>
+              <w:t xml:space="preserve">::dot(), </w:t>
+            </w:r>
+            <w:proofErr w:type="spellStart"/>
+            <w:r>
+              <w:rPr>
+                <w:sz w:val="20"/>
+                <w:szCs w:val="20"/>
+              </w:rPr>
+              <w:t>glm</w:t>
+            </w:r>
+            <w:proofErr w:type="spellEnd"/>
+            <w:r>
+              <w:rPr>
+                <w:sz w:val="20"/>
+                <w:szCs w:val="20"/>
+              </w:rPr>
+              <w:t>::cross() etc.).</w:t>
+            </w:r>
+          </w:p>
+        </w:tc>
+        <w:tc>
+          <w:tcPr>
+            <w:tcW w:w="2069" w:type="dxa"/>
+            <w:vAlign w:val="center"/>
+          </w:tcPr>
+          <w:p>
+            <w:pPr>
+              <w:rPr>
+                <w:sz w:val="20"/>
+                <w:szCs w:val="20"/>
+              </w:rPr>
+            </w:pPr>
+            <w:r>
+              <w:rPr>
+                <w:sz w:val="20"/>
+                <w:szCs w:val="20"/>
+              </w:rPr>
+              <w:t xml:space="preserve">Both math.cpp and </w:t>
+            </w:r>
+            <w:proofErr w:type="spellStart"/>
+            <w:r>
+              <w:rPr>
+                <w:sz w:val="20"/>
+                <w:szCs w:val="20"/>
+              </w:rPr>
+              <w:t>hpp</w:t>
+            </w:r>
+            <w:proofErr w:type="spellEnd"/>
+            <w:r>
+              <w:rPr>
+                <w:sz w:val="20"/>
+                <w:szCs w:val="20"/>
+              </w:rPr>
+              <w:t xml:space="preserve"> </w:t>
+            </w:r>
+            <w:r>
+              <w:rPr>
+                <w:sz w:val="20"/>
+                <w:szCs w:val="20"/>
+              </w:rPr>
+              <w:t xml:space="preserve">have been changed from the original to </w:t>
+            </w:r>
+            <w:proofErr w:type="spellStart"/>
+            <w:r>
+              <w:rPr>
+                <w:sz w:val="20"/>
+                <w:szCs w:val="20"/>
+              </w:rPr>
+              <w:t>nolonger</w:t>
+            </w:r>
+            <w:proofErr w:type="spellEnd"/>
+            <w:r>
+              <w:rPr>
+                <w:sz w:val="20"/>
+                <w:szCs w:val="20"/>
+              </w:rPr>
+              <w:t xml:space="preserve"> rely on length dot and cross</w:t>
+            </w:r>
           </w:p>
         </w:tc>
       </w:tr>
@@ -1409,7 +1735,7 @@
         </w:trPr>
         <w:tc>
           <w:tcPr>
-            <w:tcW w:w="1271" w:type="dxa"/>
+            <w:tcW w:w="1134" w:type="dxa"/>
             <w:vMerge/>
             <w:vAlign w:val="center"/>
           </w:tcPr>
@@ -1424,7 +1750,7 @@
         </w:tc>
         <w:tc>
           <w:tcPr>
-            <w:tcW w:w="3686" w:type="dxa"/>
+            <w:tcW w:w="7712" w:type="dxa"/>
             <w:vAlign w:val="center"/>
           </w:tcPr>
           <w:p>
@@ -1445,16 +1771,67 @@
         </w:tc>
         <w:tc>
           <w:tcPr>
-            <w:tcW w:w="4059" w:type="dxa"/>
-            <w:vAlign w:val="center"/>
-          </w:tcPr>
-          <w:p>
-            <w:pPr>
-              <w:rPr>
-                <w:sz w:val="20"/>
-                <w:szCs w:val="20"/>
-              </w:rPr>
-            </w:pPr>
+            <w:tcW w:w="2069" w:type="dxa"/>
+            <w:vAlign w:val="center"/>
+          </w:tcPr>
+          <w:p>
+            <w:pPr>
+              <w:rPr>
+                <w:sz w:val="20"/>
+                <w:szCs w:val="20"/>
+              </w:rPr>
+            </w:pPr>
+            <w:r>
+              <w:rPr>
+                <w:sz w:val="20"/>
+                <w:szCs w:val="20"/>
+              </w:rPr>
+              <w:t>In camera</w:t>
+            </w:r>
+            <w:r>
+              <w:rPr>
+                <w:sz w:val="20"/>
+                <w:szCs w:val="20"/>
+              </w:rPr>
+              <w:t>.cpp</w:t>
+            </w:r>
+            <w:r>
+              <w:rPr>
+                <w:sz w:val="20"/>
+                <w:szCs w:val="20"/>
+              </w:rPr>
+              <w:t xml:space="preserve"> the</w:t>
+            </w:r>
+            <w:r>
+              <w:rPr>
+                <w:sz w:val="20"/>
+                <w:szCs w:val="20"/>
+              </w:rPr>
+              <w:t xml:space="preserve"> </w:t>
+            </w:r>
+            <w:proofErr w:type="spellStart"/>
+            <w:r>
+              <w:rPr>
+                <w:sz w:val="20"/>
+                <w:szCs w:val="20"/>
+              </w:rPr>
+              <w:t>quaternionCamera</w:t>
+            </w:r>
+            <w:proofErr w:type="spellEnd"/>
+            <w:r>
+              <w:rPr>
+                <w:sz w:val="20"/>
+                <w:szCs w:val="20"/>
+              </w:rPr>
+              <w:t xml:space="preserve"> function handles rotating using quaternions</w:t>
+            </w:r>
+            <w:r>
+              <w:rPr>
+                <w:sz w:val="20"/>
+                <w:szCs w:val="20"/>
+              </w:rPr>
+              <w:t xml:space="preserve"> </w:t>
+            </w:r>
           </w:p>
         </w:tc>
       </w:tr>
@@ -1464,7 +1841,7 @@
         </w:trPr>
         <w:tc>
           <w:tcPr>
-            <w:tcW w:w="1271" w:type="dxa"/>
+            <w:tcW w:w="1134" w:type="dxa"/>
             <w:vMerge/>
             <w:vAlign w:val="center"/>
           </w:tcPr>
@@ -1479,7 +1856,7 @@
         </w:tc>
         <w:tc>
           <w:tcPr>
-            <w:tcW w:w="3686" w:type="dxa"/>
+            <w:tcW w:w="7712" w:type="dxa"/>
             <w:vAlign w:val="center"/>
           </w:tcPr>
           <w:p>
@@ -1500,16 +1877,32 @@
         </w:tc>
         <w:tc>
           <w:tcPr>
-            <w:tcW w:w="4059" w:type="dxa"/>
-            <w:vAlign w:val="center"/>
-          </w:tcPr>
-          <w:p>
-            <w:pPr>
-              <w:rPr>
-                <w:sz w:val="20"/>
-                <w:szCs w:val="20"/>
-              </w:rPr>
-            </w:pPr>
+            <w:tcW w:w="2069" w:type="dxa"/>
+            <w:vAlign w:val="center"/>
+          </w:tcPr>
+          <w:p>
+            <w:pPr>
+              <w:rPr>
+                <w:sz w:val="20"/>
+                <w:szCs w:val="20"/>
+              </w:rPr>
+            </w:pPr>
+            <w:r>
+              <w:rPr>
+                <w:sz w:val="20"/>
+                <w:szCs w:val="20"/>
+              </w:rPr>
+              <w:t xml:space="preserve">Coursework lines 191 through 227 handles all the movement as well as the debug shader options, the user can rotate with the mouse as well as go forward back and strafe with </w:t>
+            </w:r>
+            <w:proofErr w:type="spellStart"/>
+            <w:r>
+              <w:rPr>
+                <w:sz w:val="20"/>
+                <w:szCs w:val="20"/>
+              </w:rPr>
+              <w:t>wasd</w:t>
+            </w:r>
+            <w:proofErr w:type="spellEnd"/>
           </w:p>
         </w:tc>
       </w:tr>
@@ -1519,7 +1912,7 @@
         </w:trPr>
         <w:tc>
           <w:tcPr>
-            <w:tcW w:w="1271" w:type="dxa"/>
+            <w:tcW w:w="1134" w:type="dxa"/>
             <w:vMerge/>
             <w:vAlign w:val="center"/>
           </w:tcPr>
@@ -1534,7 +1927,7 @@
         </w:tc>
         <w:tc>
           <w:tcPr>
-            <w:tcW w:w="3686" w:type="dxa"/>
+            <w:tcW w:w="7712" w:type="dxa"/>
             <w:vAlign w:val="center"/>
           </w:tcPr>
           <w:p>
@@ -1555,16 +1948,67 @@
         </w:tc>
         <w:tc>
           <w:tcPr>
-            <w:tcW w:w="4059" w:type="dxa"/>
-            <w:vAlign w:val="center"/>
-          </w:tcPr>
-          <w:p>
-            <w:pPr>
-              <w:rPr>
-                <w:sz w:val="20"/>
-                <w:szCs w:val="20"/>
-              </w:rPr>
-            </w:pPr>
+            <w:tcW w:w="2069" w:type="dxa"/>
+            <w:vAlign w:val="center"/>
+          </w:tcPr>
+          <w:p>
+            <w:pPr>
+              <w:rPr>
+                <w:sz w:val="20"/>
+                <w:szCs w:val="20"/>
+              </w:rPr>
+            </w:pPr>
+            <w:r>
+              <w:rPr>
+                <w:sz w:val="20"/>
+                <w:szCs w:val="20"/>
+              </w:rPr>
+              <w:t>The fragment shader handles this,</w:t>
+            </w:r>
+            <w:r>
+              <w:rPr>
+                <w:sz w:val="20"/>
+                <w:szCs w:val="20"/>
+              </w:rPr>
+              <w:t xml:space="preserve"> on line 29 and </w:t>
+            </w:r>
+            <w:r>
+              <w:rPr>
+                <w:sz w:val="20"/>
+                <w:szCs w:val="20"/>
+              </w:rPr>
+              <w:t xml:space="preserve">31 for the normal map and </w:t>
+            </w:r>
+            <w:r>
+              <w:rPr>
+                <w:sz w:val="20"/>
+                <w:szCs w:val="20"/>
+              </w:rPr>
+              <w:t xml:space="preserve">line </w:t>
+            </w:r>
+            <w:r>
+              <w:rPr>
+                <w:sz w:val="20"/>
+                <w:szCs w:val="20"/>
+              </w:rPr>
+              <w:t xml:space="preserve">34 for specular map, these maps were made in substance painter with an </w:t>
+            </w:r>
+            <w:proofErr w:type="spellStart"/>
+            <w:r>
+              <w:rPr>
+                <w:sz w:val="20"/>
+                <w:szCs w:val="20"/>
+              </w:rPr>
+              <w:t>isospere</w:t>
+            </w:r>
+            <w:proofErr w:type="spellEnd"/>
+            <w:r>
+              <w:rPr>
+                <w:sz w:val="20"/>
+                <w:szCs w:val="20"/>
+              </w:rPr>
+              <w:t xml:space="preserve"> I unwrapped and exported from blender.</w:t>
+            </w:r>
           </w:p>
         </w:tc>
       </w:tr>
@@ -1574,7 +2018,7 @@
         </w:trPr>
         <w:tc>
           <w:tcPr>
-            <w:tcW w:w="1271" w:type="dxa"/>
+            <w:tcW w:w="1134" w:type="dxa"/>
             <w:vMerge w:val="restart"/>
             <w:vAlign w:val="center"/>
           </w:tcPr>
@@ -1596,44 +2040,74 @@
         </w:tc>
         <w:tc>
           <w:tcPr>
-            <w:tcW w:w="3686" w:type="dxa"/>
-            <w:vAlign w:val="center"/>
-          </w:tcPr>
-          <w:p>
-            <w:pPr>
-              <w:rPr>
-                <w:sz w:val="20"/>
-                <w:szCs w:val="20"/>
-              </w:rPr>
-            </w:pPr>
-            <w:r>
-              <w:rPr>
-                <w:sz w:val="20"/>
-                <w:szCs w:val="20"/>
-              </w:rPr>
-              <w:t xml:space="preserve">LO1: </w:t>
-            </w:r>
-            <w:r>
-              <w:rPr>
-                <w:sz w:val="20"/>
-                <w:szCs w:val="20"/>
-              </w:rPr>
-              <w:t>Use of quaternions to calculate view matrix.</w:t>
-            </w:r>
-          </w:p>
-        </w:tc>
-        <w:tc>
-          <w:tcPr>
-            <w:tcW w:w="4059" w:type="dxa"/>
-            <w:vAlign w:val="center"/>
-          </w:tcPr>
-          <w:p>
-            <w:pPr>
-              <w:rPr>
-                <w:sz w:val="20"/>
-                <w:szCs w:val="20"/>
-              </w:rPr>
-            </w:pPr>
+            <w:tcW w:w="7712" w:type="dxa"/>
+            <w:vAlign w:val="center"/>
+          </w:tcPr>
+          <w:p>
+            <w:pPr>
+              <w:rPr>
+                <w:sz w:val="20"/>
+                <w:szCs w:val="20"/>
+              </w:rPr>
+            </w:pPr>
+            <w:r>
+              <w:rPr>
+                <w:sz w:val="20"/>
+                <w:szCs w:val="20"/>
+              </w:rPr>
+              <w:t>LO1: Use of quaternions to calculate view matrix.</w:t>
+            </w:r>
+          </w:p>
+        </w:tc>
+        <w:tc>
+          <w:tcPr>
+            <w:tcW w:w="2069" w:type="dxa"/>
+            <w:vAlign w:val="center"/>
+          </w:tcPr>
+          <w:p>
+            <w:pPr>
+              <w:rPr>
+                <w:sz w:val="20"/>
+                <w:szCs w:val="20"/>
+              </w:rPr>
+            </w:pPr>
+            <w:r>
+              <w:rPr>
+                <w:sz w:val="20"/>
+                <w:szCs w:val="20"/>
+              </w:rPr>
+              <w:t xml:space="preserve">In camera.cpp the </w:t>
+            </w:r>
+            <w:proofErr w:type="spellStart"/>
+            <w:r>
+              <w:rPr>
+                <w:sz w:val="20"/>
+                <w:szCs w:val="20"/>
+              </w:rPr>
+              <w:t>quaternionCamera</w:t>
+            </w:r>
+            <w:proofErr w:type="spellEnd"/>
+            <w:r>
+              <w:rPr>
+                <w:sz w:val="20"/>
+                <w:szCs w:val="20"/>
+              </w:rPr>
+              <w:t xml:space="preserve"> function handles rotating  and </w:t>
+            </w:r>
+            <w:r>
+              <w:rPr>
+                <w:sz w:val="20"/>
+                <w:szCs w:val="20"/>
+              </w:rPr>
+              <w:t xml:space="preserve">a view matrix </w:t>
+            </w:r>
+            <w:r>
+              <w:rPr>
+                <w:sz w:val="20"/>
+                <w:szCs w:val="20"/>
+              </w:rPr>
+              <w:t xml:space="preserve">using quaternions </w:t>
+            </w:r>
           </w:p>
         </w:tc>
       </w:tr>
@@ -1643,7 +2117,7 @@
         </w:trPr>
         <w:tc>
           <w:tcPr>
-            <w:tcW w:w="1271" w:type="dxa"/>
+            <w:tcW w:w="1134" w:type="dxa"/>
             <w:vMerge/>
             <w:vAlign w:val="center"/>
           </w:tcPr>
@@ -1658,44 +2132,60 @@
         </w:tc>
         <w:tc>
           <w:tcPr>
-            <w:tcW w:w="3686" w:type="dxa"/>
-            <w:vAlign w:val="center"/>
-          </w:tcPr>
-          <w:p>
-            <w:pPr>
-              <w:rPr>
-                <w:sz w:val="20"/>
-                <w:szCs w:val="20"/>
-              </w:rPr>
-            </w:pPr>
-            <w:r>
-              <w:rPr>
-                <w:sz w:val="20"/>
-                <w:szCs w:val="20"/>
-              </w:rPr>
-              <w:t xml:space="preserve">LO1: </w:t>
-            </w:r>
-            <w:r>
-              <w:rPr>
-                <w:sz w:val="20"/>
-                <w:szCs w:val="20"/>
-              </w:rPr>
-              <w:t>Use of SLERP to smooth out changes in camera direction.</w:t>
-            </w:r>
-          </w:p>
-        </w:tc>
-        <w:tc>
-          <w:tcPr>
-            <w:tcW w:w="4059" w:type="dxa"/>
-            <w:vAlign w:val="center"/>
-          </w:tcPr>
-          <w:p>
-            <w:pPr>
-              <w:rPr>
-                <w:sz w:val="20"/>
-                <w:szCs w:val="20"/>
-              </w:rPr>
-            </w:pPr>
+            <w:tcW w:w="7712" w:type="dxa"/>
+            <w:vAlign w:val="center"/>
+          </w:tcPr>
+          <w:p>
+            <w:pPr>
+              <w:rPr>
+                <w:sz w:val="20"/>
+                <w:szCs w:val="20"/>
+              </w:rPr>
+            </w:pPr>
+            <w:r>
+              <w:rPr>
+                <w:sz w:val="20"/>
+                <w:szCs w:val="20"/>
+              </w:rPr>
+              <w:t>LO1: Use of SLERP to smooth out changes in camera direction.</w:t>
+            </w:r>
+          </w:p>
+        </w:tc>
+        <w:tc>
+          <w:tcPr>
+            <w:tcW w:w="2069" w:type="dxa"/>
+            <w:vAlign w:val="center"/>
+          </w:tcPr>
+          <w:p>
+            <w:pPr>
+              <w:rPr>
+                <w:sz w:val="20"/>
+                <w:szCs w:val="20"/>
+              </w:rPr>
+            </w:pPr>
+            <w:r>
+              <w:rPr>
+                <w:sz w:val="20"/>
+                <w:szCs w:val="20"/>
+              </w:rPr>
+              <w:t xml:space="preserve">Line 34 of camera.cpp uses </w:t>
+            </w:r>
+            <w:proofErr w:type="spellStart"/>
+            <w:r>
+              <w:rPr>
+                <w:sz w:val="20"/>
+                <w:szCs w:val="20"/>
+              </w:rPr>
+              <w:t>slerp</w:t>
+            </w:r>
+            <w:proofErr w:type="spellEnd"/>
+            <w:r>
+              <w:rPr>
+                <w:sz w:val="20"/>
+                <w:szCs w:val="20"/>
+              </w:rPr>
+              <w:t xml:space="preserve"> for the rotation</w:t>
+            </w:r>
           </w:p>
         </w:tc>
       </w:tr>
@@ -1705,7 +2195,7 @@
         </w:trPr>
         <w:tc>
           <w:tcPr>
-            <w:tcW w:w="1271" w:type="dxa"/>
+            <w:tcW w:w="1134" w:type="dxa"/>
             <w:vMerge/>
             <w:vAlign w:val="center"/>
           </w:tcPr>
@@ -1720,44 +2210,44 @@
         </w:tc>
         <w:tc>
           <w:tcPr>
-            <w:tcW w:w="3686" w:type="dxa"/>
-            <w:vAlign w:val="center"/>
-          </w:tcPr>
-          <w:p>
-            <w:pPr>
-              <w:rPr>
-                <w:sz w:val="20"/>
-                <w:szCs w:val="20"/>
-              </w:rPr>
-            </w:pPr>
-            <w:r>
-              <w:rPr>
-                <w:sz w:val="20"/>
-                <w:szCs w:val="20"/>
-              </w:rPr>
-              <w:t xml:space="preserve">LO2: </w:t>
-            </w:r>
-            <w:r>
-              <w:rPr>
-                <w:sz w:val="20"/>
-                <w:szCs w:val="20"/>
-              </w:rPr>
-              <w:t>Implementation of a third person camera with the ability to switch between first and third period view.</w:t>
-            </w:r>
-          </w:p>
-        </w:tc>
-        <w:tc>
-          <w:tcPr>
-            <w:tcW w:w="4059" w:type="dxa"/>
-            <w:vAlign w:val="center"/>
-          </w:tcPr>
-          <w:p>
-            <w:pPr>
-              <w:rPr>
-                <w:sz w:val="20"/>
-                <w:szCs w:val="20"/>
-              </w:rPr>
-            </w:pPr>
+            <w:tcW w:w="7712" w:type="dxa"/>
+            <w:vAlign w:val="center"/>
+          </w:tcPr>
+          <w:p>
+            <w:pPr>
+              <w:rPr>
+                <w:sz w:val="20"/>
+                <w:szCs w:val="20"/>
+              </w:rPr>
+            </w:pPr>
+            <w:r>
+              <w:rPr>
+                <w:sz w:val="20"/>
+                <w:szCs w:val="20"/>
+              </w:rPr>
+              <w:t>LO2: Implementation of a third person camera with the ability to switch between first and third period view.</w:t>
+            </w:r>
+          </w:p>
+        </w:tc>
+        <w:tc>
+          <w:tcPr>
+            <w:tcW w:w="2069" w:type="dxa"/>
+            <w:vAlign w:val="center"/>
+          </w:tcPr>
+          <w:p>
+            <w:pPr>
+              <w:rPr>
+                <w:sz w:val="20"/>
+                <w:szCs w:val="20"/>
+              </w:rPr>
+            </w:pPr>
+            <w:r>
+              <w:rPr>
+                <w:sz w:val="20"/>
+                <w:szCs w:val="20"/>
+              </w:rPr>
+              <w:t>N/A</w:t>
+            </w:r>
           </w:p>
         </w:tc>
       </w:tr>
@@ -1767,7 +2257,7 @@
         </w:trPr>
         <w:tc>
           <w:tcPr>
-            <w:tcW w:w="1271" w:type="dxa"/>
+            <w:tcW w:w="1134" w:type="dxa"/>
             <w:vMerge/>
             <w:vAlign w:val="center"/>
           </w:tcPr>
@@ -1782,44 +2272,44 @@
         </w:tc>
         <w:tc>
           <w:tcPr>
-            <w:tcW w:w="3686" w:type="dxa"/>
-            <w:vAlign w:val="center"/>
-          </w:tcPr>
-          <w:p>
-            <w:pPr>
-              <w:rPr>
-                <w:sz w:val="20"/>
-                <w:szCs w:val="20"/>
-              </w:rPr>
-            </w:pPr>
-            <w:r>
-              <w:rPr>
-                <w:sz w:val="20"/>
-                <w:szCs w:val="20"/>
-              </w:rPr>
-              <w:t xml:space="preserve">LO2: </w:t>
-            </w:r>
-            <w:r>
-              <w:rPr>
-                <w:sz w:val="20"/>
-                <w:szCs w:val="20"/>
-              </w:rPr>
-              <w:t>The position of the camera or character obeys the constraints of the physical space (e.g., can’t pass through objects, can’t hover in midair etc.).</w:t>
-            </w:r>
-          </w:p>
-        </w:tc>
-        <w:tc>
-          <w:tcPr>
-            <w:tcW w:w="4059" w:type="dxa"/>
-            <w:vAlign w:val="center"/>
-          </w:tcPr>
-          <w:p>
-            <w:pPr>
-              <w:rPr>
-                <w:sz w:val="20"/>
-                <w:szCs w:val="20"/>
-              </w:rPr>
-            </w:pPr>
+            <w:tcW w:w="7712" w:type="dxa"/>
+            <w:vAlign w:val="center"/>
+          </w:tcPr>
+          <w:p>
+            <w:pPr>
+              <w:rPr>
+                <w:sz w:val="20"/>
+                <w:szCs w:val="20"/>
+              </w:rPr>
+            </w:pPr>
+            <w:r>
+              <w:rPr>
+                <w:sz w:val="20"/>
+                <w:szCs w:val="20"/>
+              </w:rPr>
+              <w:t>LO2: The position of the camera or character obeys the constraints of the physical space (e.g., can’t pass through objects, can’t hover in midair etc.).</w:t>
+            </w:r>
+          </w:p>
+        </w:tc>
+        <w:tc>
+          <w:tcPr>
+            <w:tcW w:w="2069" w:type="dxa"/>
+            <w:vAlign w:val="center"/>
+          </w:tcPr>
+          <w:p>
+            <w:pPr>
+              <w:rPr>
+                <w:sz w:val="20"/>
+                <w:szCs w:val="20"/>
+              </w:rPr>
+            </w:pPr>
+            <w:r>
+              <w:rPr>
+                <w:sz w:val="20"/>
+                <w:szCs w:val="20"/>
+              </w:rPr>
+              <w:t>N/A</w:t>
+            </w:r>
           </w:p>
         </w:tc>
       </w:tr>
@@ -1829,7 +2319,7 @@
         </w:trPr>
         <w:tc>
           <w:tcPr>
-            <w:tcW w:w="1271" w:type="dxa"/>
+            <w:tcW w:w="1134" w:type="dxa"/>
             <w:vMerge/>
             <w:vAlign w:val="center"/>
           </w:tcPr>
@@ -1844,49 +2334,156 @@
         </w:tc>
         <w:tc>
           <w:tcPr>
-            <w:tcW w:w="3686" w:type="dxa"/>
-            <w:vAlign w:val="center"/>
-          </w:tcPr>
-          <w:p>
-            <w:pPr>
-              <w:rPr>
-                <w:sz w:val="20"/>
-                <w:szCs w:val="20"/>
-              </w:rPr>
-            </w:pPr>
-            <w:r>
-              <w:rPr>
-                <w:sz w:val="20"/>
-                <w:szCs w:val="20"/>
-              </w:rPr>
-              <w:t xml:space="preserve">LO3: </w:t>
-            </w:r>
-            <w:r>
-              <w:rPr>
-                <w:sz w:val="20"/>
-                <w:szCs w:val="20"/>
-              </w:rPr>
-              <w:t>Use of shaders to apply parameter driven effects within the scene, e.g., light properties controlled using camera/character position.</w:t>
-            </w:r>
-          </w:p>
-        </w:tc>
-        <w:tc>
-          <w:tcPr>
-            <w:tcW w:w="4059" w:type="dxa"/>
-            <w:vAlign w:val="center"/>
-          </w:tcPr>
-          <w:p>
-            <w:pPr>
-              <w:rPr>
-                <w:sz w:val="20"/>
-                <w:szCs w:val="20"/>
-              </w:rPr>
-            </w:pPr>
+            <w:tcW w:w="7712" w:type="dxa"/>
+            <w:vAlign w:val="center"/>
+          </w:tcPr>
+          <w:p>
+            <w:pPr>
+              <w:rPr>
+                <w:sz w:val="20"/>
+                <w:szCs w:val="20"/>
+              </w:rPr>
+            </w:pPr>
+            <w:r>
+              <w:rPr>
+                <w:sz w:val="20"/>
+                <w:szCs w:val="20"/>
+              </w:rPr>
+              <w:t>LO3: Use of shaders to apply parameter driven effects within the scene, e.g., light properties controlled using camera/character position.</w:t>
+            </w:r>
+          </w:p>
+        </w:tc>
+        <w:tc>
+          <w:tcPr>
+            <w:tcW w:w="2069" w:type="dxa"/>
+            <w:vAlign w:val="center"/>
+          </w:tcPr>
+          <w:p>
+            <w:pPr>
+              <w:rPr>
+                <w:sz w:val="20"/>
+                <w:szCs w:val="20"/>
+              </w:rPr>
+            </w:pPr>
+            <w:proofErr w:type="spellStart"/>
+            <w:r>
+              <w:rPr>
+                <w:sz w:val="20"/>
+                <w:szCs w:val="20"/>
+              </w:rPr>
+              <w:t>Im</w:t>
+            </w:r>
+            <w:proofErr w:type="spellEnd"/>
+            <w:r>
+              <w:rPr>
+                <w:sz w:val="20"/>
+                <w:szCs w:val="20"/>
+              </w:rPr>
+              <w:t xml:space="preserve"> not sure if this counts but there is a bit of </w:t>
+            </w:r>
+            <w:r>
+              <w:rPr>
+                <w:sz w:val="20"/>
+                <w:szCs w:val="20"/>
+              </w:rPr>
+              <w:t xml:space="preserve">rim </w:t>
+            </w:r>
+            <w:r>
+              <w:rPr>
+                <w:sz w:val="20"/>
+                <w:szCs w:val="20"/>
+              </w:rPr>
+              <w:t>light</w:t>
+            </w:r>
+            <w:r>
+              <w:rPr>
+                <w:sz w:val="20"/>
+                <w:szCs w:val="20"/>
+              </w:rPr>
+              <w:t xml:space="preserve"> applied to give the </w:t>
+            </w:r>
+            <w:proofErr w:type="spellStart"/>
+            <w:r>
+              <w:rPr>
+                <w:sz w:val="20"/>
+                <w:szCs w:val="20"/>
+              </w:rPr>
+              <w:t>opbject</w:t>
+            </w:r>
+            <w:proofErr w:type="spellEnd"/>
+            <w:r>
+              <w:rPr>
+                <w:sz w:val="20"/>
+                <w:szCs w:val="20"/>
+              </w:rPr>
+              <w:t xml:space="preserve"> a more cartoony </w:t>
+            </w:r>
+            <w:proofErr w:type="spellStart"/>
+            <w:r>
+              <w:rPr>
+                <w:sz w:val="20"/>
+                <w:szCs w:val="20"/>
+              </w:rPr>
+              <w:t>apirence</w:t>
+            </w:r>
+            <w:proofErr w:type="spellEnd"/>
+            <w:r>
+              <w:rPr>
+                <w:sz w:val="20"/>
+                <w:szCs w:val="20"/>
+              </w:rPr>
+              <w:t xml:space="preserve"> and highlight the contrast.</w:t>
+            </w:r>
+            <w:r>
+              <w:rPr>
+                <w:sz w:val="20"/>
+                <w:szCs w:val="20"/>
+              </w:rPr>
+              <w:t xml:space="preserve"> It is on lines 54 to 58 of the fragment shader.</w:t>
+            </w:r>
           </w:p>
         </w:tc>
       </w:tr>
     </w:tbl>
-    <w:p/>
+    <w:p>
+      <w:r>
+        <w:drawing>
+          <wp:inline distT="0" distB="0" distL="0" distR="0" wp14:anchorId="5634914D" wp14:editId="638E9419">
+            <wp:extent cx="5731510" cy="3230880"/>
+            <wp:effectExtent l="0" t="0" r="2540" b="7620"/>
+            <wp:docPr id="1535627598" name="Picture 1" descr="A screenshot of a video game&#10;&#10;AI-generated content may be incorrect."/>
+            <wp:cNvGraphicFramePr>
+              <a:graphicFrameLocks xmlns:a="http://schemas.openxmlformats.org/drawingml/2006/main" noChangeAspect="1"/>
+            </wp:cNvGraphicFramePr>
+            <a:graphic xmlns:a="http://schemas.openxmlformats.org/drawingml/2006/main">
+              <a:graphicData uri="http://schemas.openxmlformats.org/drawingml/2006/picture">
+                <pic:pic xmlns:pic="http://schemas.openxmlformats.org/drawingml/2006/picture">
+                  <pic:nvPicPr>
+                    <pic:cNvPr id="1535627598" name="Picture 1" descr="A screenshot of a video game&#10;&#10;AI-generated content may be incorrect."/>
+                    <pic:cNvPicPr/>
+                  </pic:nvPicPr>
+                  <pic:blipFill>
+                    <a:blip r:embed="rId10"/>
+                    <a:stretch>
+                      <a:fillRect/>
+                    </a:stretch>
+                  </pic:blipFill>
+                  <pic:spPr>
+                    <a:xfrm>
+                      <a:off x="0" y="0"/>
+                      <a:ext cx="5731510" cy="3230880"/>
+                    </a:xfrm>
+                    <a:prstGeom prst="rect">
+                      <a:avLst/>
+                    </a:prstGeom>
+                  </pic:spPr>
+                </pic:pic>
+              </a:graphicData>
+            </a:graphic>
+          </wp:inline>
+        </w:drawing>
+      </w:r>
+    </w:p>
     <w:sectPr>
       <w:pgSz w:w="11906" w:h="16838"/>
       <w:pgMar w:top="1440" w:right="1440" w:bottom="1440" w:left="1440" w:header="708" w:footer="708" w:gutter="0"/>
@@ -2406,6 +3003,7 @@
   <w:style w:type="character" w:default="1" w:styleId="DefaultParagraphFont">
     <w:name w:val="Default Paragraph Font"/>
     <w:uiPriority w:val="1"/>
+    <w:semiHidden/>
     <w:unhideWhenUsed/>
   </w:style>
   <w:style w:type="table" w:default="1" w:styleId="TableNormal">
@@ -2887,4 +3485,316 @@
     </a:ext>
   </a:extLst>
 </a:theme>
+</file>
+
+<file path=customXml/item1.xml><?xml version="1.0" encoding="utf-8"?>
+<b:Sources xmlns:b="http://schemas.openxmlformats.org/officeDocument/2006/bibliography" xmlns="http://schemas.openxmlformats.org/officeDocument/2006/bibliography" SelectedStyle="\APASixthEditionOfficeOnline.xsl" StyleName="APA" Version="6"/>
+</file>
+
+<file path=customXml/item2.xml><?xml version="1.0" encoding="utf-8"?>
+<p:properties xmlns:p="http://schemas.microsoft.com/office/2006/metadata/properties" xmlns:xsi="http://www.w3.org/2001/XMLSchema-instance" xmlns:pc="http://schemas.microsoft.com/office/infopath/2007/PartnerControls">
+  <documentManagement>
+    <_activity xmlns="1fe63f53-d0c6-4a79-a06d-53f1960e4d6d" xsi:nil="true"/>
+  </documentManagement>
+</p:properties>
+</file>
+
+<file path=customXml/item3.xml><?xml version="1.0" encoding="utf-8"?>
+<?mso-contentType ?>
+<FormTemplates xmlns="http://schemas.microsoft.com/sharepoint/v3/contenttype/forms">
+  <Display>DocumentLibraryForm</Display>
+  <Edit>DocumentLibraryForm</Edit>
+  <New>DocumentLibraryForm</New>
+</FormTemplates>
+</file>
+
+<file path=customXml/item4.xml><?xml version="1.0" encoding="utf-8"?>
+<ct:contentTypeSchema xmlns:ct="http://schemas.microsoft.com/office/2006/metadata/contentType" xmlns:ma="http://schemas.microsoft.com/office/2006/metadata/properties/metaAttributes" ct:_="" ma:_="" ma:contentTypeName="Document" ma:contentTypeID="0x010100C50E34F052386649A91CF0D2C125D965" ma:contentTypeVersion="16" ma:contentTypeDescription="Create a new document." ma:contentTypeScope="" ma:versionID="d6024116d21864076ce68f809c80632e">
+  <xsd:schema xmlns:xsd="http://www.w3.org/2001/XMLSchema" xmlns:xs="http://www.w3.org/2001/XMLSchema" xmlns:p="http://schemas.microsoft.com/office/2006/metadata/properties" xmlns:ns3="1fe63f53-d0c6-4a79-a06d-53f1960e4d6d" xmlns:ns4="a980214a-183b-42e6-a43c-21f31840aada" targetNamespace="http://schemas.microsoft.com/office/2006/metadata/properties" ma:root="true" ma:fieldsID="008a817b02cb573b9c9c35aba4a16c51" ns3:_="" ns4:_="">
+    <xsd:import namespace="1fe63f53-d0c6-4a79-a06d-53f1960e4d6d"/>
+    <xsd:import namespace="a980214a-183b-42e6-a43c-21f31840aada"/>
+    <xsd:element name="properties">
+      <xsd:complexType>
+        <xsd:sequence>
+          <xsd:element name="documentManagement">
+            <xsd:complexType>
+              <xsd:all>
+                <xsd:element ref="ns3:_activity" minOccurs="0"/>
+                <xsd:element ref="ns4:SharedWithUsers" minOccurs="0"/>
+                <xsd:element ref="ns4:SharedWithDetails" minOccurs="0"/>
+                <xsd:element ref="ns4:SharingHintHash" minOccurs="0"/>
+                <xsd:element ref="ns3:MediaServiceMetadata" minOccurs="0"/>
+                <xsd:element ref="ns3:MediaServiceFastMetadata" minOccurs="0"/>
+                <xsd:element ref="ns3:MediaServiceDateTaken" minOccurs="0"/>
+                <xsd:element ref="ns3:MediaServiceObjectDetectorVersions" minOccurs="0"/>
+                <xsd:element ref="ns3:MediaServiceAutoTags" minOccurs="0"/>
+                <xsd:element ref="ns3:MediaServiceLocation" minOccurs="0"/>
+                <xsd:element ref="ns3:MediaServiceOCR" minOccurs="0"/>
+                <xsd:element ref="ns3:MediaServiceGenerationTime" minOccurs="0"/>
+                <xsd:element ref="ns3:MediaServiceEventHashCode" minOccurs="0"/>
+                <xsd:element ref="ns3:MediaLengthInSeconds" minOccurs="0"/>
+                <xsd:element ref="ns3:MediaServiceSystemTags" minOccurs="0"/>
+                <xsd:element ref="ns3:MediaServiceSearchProperties" minOccurs="0"/>
+              </xsd:all>
+            </xsd:complexType>
+          </xsd:element>
+        </xsd:sequence>
+      </xsd:complexType>
+    </xsd:element>
+  </xsd:schema>
+  <xsd:schema xmlns:xsd="http://www.w3.org/2001/XMLSchema" xmlns:xs="http://www.w3.org/2001/XMLSchema" xmlns:dms="http://schemas.microsoft.com/office/2006/documentManagement/types" xmlns:pc="http://schemas.microsoft.com/office/infopath/2007/PartnerControls" targetNamespace="1fe63f53-d0c6-4a79-a06d-53f1960e4d6d" elementFormDefault="qualified">
+    <xsd:import namespace="http://schemas.microsoft.com/office/2006/documentManagement/types"/>
+    <xsd:import namespace="http://schemas.microsoft.com/office/infopath/2007/PartnerControls"/>
+    <xsd:element name="_activity" ma:index="8" nillable="true" ma:displayName="_activity" ma:hidden="true" ma:internalName="_activity">
+      <xsd:simpleType>
+        <xsd:restriction base="dms:Note"/>
+      </xsd:simpleType>
+    </xsd:element>
+    <xsd:element name="MediaServiceMetadata" ma:index="12" nillable="true" ma:displayName="MediaServiceMetadata" ma:hidden="true" ma:internalName="MediaServiceMetadata" ma:readOnly="true">
+      <xsd:simpleType>
+        <xsd:restriction base="dms:Note"/>
+      </xsd:simpleType>
+    </xsd:element>
+    <xsd:element name="MediaServiceFastMetadata" ma:index="13" nillable="true" ma:displayName="MediaServiceFastMetadata" ma:hidden="true" ma:internalName="MediaServiceFastMetadata" ma:readOnly="true">
+      <xsd:simpleType>
+        <xsd:restriction base="dms:Note"/>
+      </xsd:simpleType>
+    </xsd:element>
+    <xsd:element name="MediaServiceDateTaken" ma:index="14" nillable="true" ma:displayName="MediaServiceDateTaken" ma:hidden="true" ma:indexed="true" ma:internalName="MediaServiceDateTaken" ma:readOnly="true">
+      <xsd:simpleType>
+        <xsd:restriction base="dms:Text"/>
+      </xsd:simpleType>
+    </xsd:element>
+    <xsd:element name="MediaServiceObjectDetectorVersions" ma:index="15" nillable="true" ma:displayName="MediaServiceObjectDetectorVersions" ma:hidden="true" ma:indexed="true" ma:internalName="MediaServiceObjectDetectorVersions" ma:readOnly="true">
+      <xsd:simpleType>
+        <xsd:restriction base="dms:Text"/>
+      </xsd:simpleType>
+    </xsd:element>
+    <xsd:element name="MediaServiceAutoTags" ma:index="16" nillable="true" ma:displayName="Tags" ma:internalName="MediaServiceAutoTags" ma:readOnly="true">
+      <xsd:simpleType>
+        <xsd:restriction base="dms:Text"/>
+      </xsd:simpleType>
+    </xsd:element>
+    <xsd:element name="MediaServiceLocation" ma:index="17" nillable="true" ma:displayName="Location" ma:indexed="true" ma:internalName="MediaServiceLocation" ma:readOnly="true">
+      <xsd:simpleType>
+        <xsd:restriction base="dms:Text"/>
+      </xsd:simpleType>
+    </xsd:element>
+    <xsd:element name="MediaServiceOCR" ma:index="18" nillable="true" ma:displayName="Extracted Text" ma:internalName="MediaServiceOCR" ma:readOnly="true">
+      <xsd:simpleType>
+        <xsd:restriction base="dms:Note">
+          <xsd:maxLength value="255"/>
+        </xsd:restriction>
+      </xsd:simpleType>
+    </xsd:element>
+    <xsd:element name="MediaServiceGenerationTime" ma:index="19" nillable="true" ma:displayName="MediaServiceGenerationTime" ma:hidden="true" ma:internalName="MediaServiceGenerationTime" ma:readOnly="true">
+      <xsd:simpleType>
+        <xsd:restriction base="dms:Text"/>
+      </xsd:simpleType>
+    </xsd:element>
+    <xsd:element name="MediaServiceEventHashCode" ma:index="20" nillable="true" ma:displayName="MediaServiceEventHashCode" ma:hidden="true" ma:internalName="MediaServiceEventHashCode" ma:readOnly="true">
+      <xsd:simpleType>
+        <xsd:restriction base="dms:Text"/>
+      </xsd:simpleType>
+    </xsd:element>
+    <xsd:element name="MediaLengthInSeconds" ma:index="21" nillable="true" ma:displayName="MediaLengthInSeconds" ma:hidden="true" ma:internalName="MediaLengthInSeconds" ma:readOnly="true">
+      <xsd:simpleType>
+        <xsd:restriction base="dms:Unknown"/>
+      </xsd:simpleType>
+    </xsd:element>
+    <xsd:element name="MediaServiceSystemTags" ma:index="22" nillable="true" ma:displayName="MediaServiceSystemTags" ma:hidden="true" ma:internalName="MediaServiceSystemTags" ma:readOnly="true">
+      <xsd:simpleType>
+        <xsd:restriction base="dms:Note"/>
+      </xsd:simpleType>
+    </xsd:element>
+    <xsd:element name="MediaServiceSearchProperties" ma:index="23" nillable="true" ma:displayName="MediaServiceSearchProperties" ma:hidden="true" ma:internalName="MediaServiceSearchProperties" ma:readOnly="true">
+      <xsd:simpleType>
+        <xsd:restriction base="dms:Note"/>
+      </xsd:simpleType>
+    </xsd:element>
+  </xsd:schema>
+  <xsd:schema xmlns:xsd="http://www.w3.org/2001/XMLSchema" xmlns:xs="http://www.w3.org/2001/XMLSchema" xmlns:dms="http://schemas.microsoft.com/office/2006/documentManagement/types" xmlns:pc="http://schemas.microsoft.com/office/infopath/2007/PartnerControls" targetNamespace="a980214a-183b-42e6-a43c-21f31840aada" elementFormDefault="qualified">
+    <xsd:import namespace="http://schemas.microsoft.com/office/2006/documentManagement/types"/>
+    <xsd:import namespace="http://schemas.microsoft.com/office/infopath/2007/PartnerControls"/>
+    <xsd:element name="SharedWithUsers" ma:index="9" nillable="true" ma:displayName="Shared With" ma:internalName="SharedWithUsers" ma:readOnly="true">
+      <xsd:complexType>
+        <xsd:complexContent>
+          <xsd:extension base="dms:UserMulti">
+            <xsd:sequence>
+              <xsd:element name="UserInfo" minOccurs="0" maxOccurs="unbounded">
+                <xsd:complexType>
+                  <xsd:sequence>
+                    <xsd:element name="DisplayName" type="xsd:string" minOccurs="0"/>
+                    <xsd:element name="AccountId" type="dms:UserId" minOccurs="0" nillable="true"/>
+                    <xsd:element name="AccountType" type="xsd:string" minOccurs="0"/>
+                  </xsd:sequence>
+                </xsd:complexType>
+              </xsd:element>
+            </xsd:sequence>
+          </xsd:extension>
+        </xsd:complexContent>
+      </xsd:complexType>
+    </xsd:element>
+    <xsd:element name="SharedWithDetails" ma:index="10" nillable="true" ma:displayName="Shared With Details" ma:internalName="SharedWithDetails" ma:readOnly="true">
+      <xsd:simpleType>
+        <xsd:restriction base="dms:Note">
+          <xsd:maxLength value="255"/>
+        </xsd:restriction>
+      </xsd:simpleType>
+    </xsd:element>
+    <xsd:element name="SharingHintHash" ma:index="11" nillable="true" ma:displayName="Sharing Hint Hash" ma:hidden="true" ma:internalName="SharingHintHash" ma:readOnly="true">
+      <xsd:simpleType>
+        <xsd:restriction base="dms:Text"/>
+      </xsd:simpleType>
+    </xsd:element>
+  </xsd:schema>
+  <xsd:schema xmlns="http://schemas.openxmlformats.org/package/2006/metadata/core-properties" xmlns:xsd="http://www.w3.org/2001/XMLSchema" xmlns:xsi="http://www.w3.org/2001/XMLSchema-instance" xmlns:dc="http://purl.org/dc/elements/1.1/" xmlns:dcterms="http://purl.org/dc/terms/" xmlns:odoc="http://schemas.microsoft.com/internal/obd" targetNamespace="http://schemas.openxmlformats.org/package/2006/metadata/core-properties" elementFormDefault="qualified" attributeFormDefault="unqualified" blockDefault="#all">
+    <xsd:import namespace="http://purl.org/dc/elements/1.1/" schemaLocation="http://dublincore.org/schemas/xmls/qdc/2003/04/02/dc.xsd"/>
+    <xsd:import namespace="http://purl.org/dc/terms/" schemaLocation="http://dublincore.org/schemas/xmls/qdc/2003/04/02/dcterms.xsd"/>
+    <xsd:element name="coreProperties" type="CT_coreProperties"/>
+    <xsd:complexType name="CT_coreProperties">
+      <xsd:all>
+        <xsd:element ref="dc:creator" minOccurs="0" maxOccurs="1"/>
+        <xsd:element ref="dcterms:created" minOccurs="0" maxOccurs="1"/>
+        <xsd:element ref="dc:identifier" minOccurs="0" maxOccurs="1"/>
+        <xsd:element name="contentType" minOccurs="0" maxOccurs="1" type="xsd:string" ma:index="0" ma:displayName="Content Type"/>
+        <xsd:element ref="dc:title" minOccurs="0" maxOccurs="1" ma:index="4" ma:displayName="Title"/>
+        <xsd:element ref="dc:subject" minOccurs="0" maxOccurs="1"/>
+        <xsd:element ref="dc:description" minOccurs="0" maxOccurs="1"/>
+        <xsd:element name="keywords" minOccurs="0" maxOccurs="1" type="xsd:string"/>
+        <xsd:element ref="dc:language" minOccurs="0" maxOccurs="1"/>
+        <xsd:element name="category" minOccurs="0" maxOccurs="1" type="xsd:string"/>
+        <xsd:element name="version" minOccurs="0" maxOccurs="1" type="xsd:string"/>
+        <xsd:element name="revision" minOccurs="0" maxOccurs="1" type="xsd:string">
+          <xsd:annotation>
+            <xsd:documentation>
+                        This value indicates the number of saves or revisions. The application is responsible for updating this value after each revision.
+                    </xsd:documentation>
+          </xsd:annotation>
+        </xsd:element>
+        <xsd:element name="lastModifiedBy" minOccurs="0" maxOccurs="1" type="xsd:string"/>
+        <xsd:element ref="dcterms:modified" minOccurs="0" maxOccurs="1"/>
+        <xsd:element name="contentStatus" minOccurs="0" maxOccurs="1" type="xsd:string"/>
+      </xsd:all>
+    </xsd:complexType>
+  </xsd:schema>
+  <xs:schema xmlns:pc="http://schemas.microsoft.com/office/infopath/2007/PartnerControls" xmlns:xs="http://www.w3.org/2001/XMLSchema" targetNamespace="http://schemas.microsoft.com/office/infopath/2007/PartnerControls" elementFormDefault="qualified" attributeFormDefault="unqualified">
+    <xs:element name="Person">
+      <xs:complexType>
+        <xs:sequence>
+          <xs:element ref="pc:DisplayName" minOccurs="0"/>
+          <xs:element ref="pc:AccountId" minOccurs="0"/>
+          <xs:element ref="pc:AccountType" minOccurs="0"/>
+        </xs:sequence>
+      </xs:complexType>
+    </xs:element>
+    <xs:element name="DisplayName" type="xs:string"/>
+    <xs:element name="AccountId" type="xs:string"/>
+    <xs:element name="AccountType" type="xs:string"/>
+    <xs:element name="BDCAssociatedEntity">
+      <xs:complexType>
+        <xs:sequence>
+          <xs:element ref="pc:BDCEntity" minOccurs="0" maxOccurs="unbounded"/>
+        </xs:sequence>
+        <xs:attribute ref="pc:EntityNamespace"/>
+        <xs:attribute ref="pc:EntityName"/>
+        <xs:attribute ref="pc:SystemInstanceName"/>
+        <xs:attribute ref="pc:AssociationName"/>
+      </xs:complexType>
+    </xs:element>
+    <xs:attribute name="EntityNamespace" type="xs:string"/>
+    <xs:attribute name="EntityName" type="xs:string"/>
+    <xs:attribute name="SystemInstanceName" type="xs:string"/>
+    <xs:attribute name="AssociationName" type="xs:string"/>
+    <xs:element name="BDCEntity">
+      <xs:complexType>
+        <xs:sequence>
+          <xs:element ref="pc:EntityDisplayName" minOccurs="0"/>
+          <xs:element ref="pc:EntityInstanceReference" minOccurs="0"/>
+          <xs:element ref="pc:EntityId1" minOccurs="0"/>
+          <xs:element ref="pc:EntityId2" minOccurs="0"/>
+          <xs:element ref="pc:EntityId3" minOccurs="0"/>
+          <xs:element ref="pc:EntityId4" minOccurs="0"/>
+          <xs:element ref="pc:EntityId5" minOccurs="0"/>
+        </xs:sequence>
+      </xs:complexType>
+    </xs:element>
+    <xs:element name="EntityDisplayName" type="xs:string"/>
+    <xs:element name="EntityInstanceReference" type="xs:string"/>
+    <xs:element name="EntityId1" type="xs:string"/>
+    <xs:element name="EntityId2" type="xs:string"/>
+    <xs:element name="EntityId3" type="xs:string"/>
+    <xs:element name="EntityId4" type="xs:string"/>
+    <xs:element name="EntityId5" type="xs:string"/>
+    <xs:element name="Terms">
+      <xs:complexType>
+        <xs:sequence>
+          <xs:element ref="pc:TermInfo" minOccurs="0" maxOccurs="unbounded"/>
+        </xs:sequence>
+      </xs:complexType>
+    </xs:element>
+    <xs:element name="TermInfo">
+      <xs:complexType>
+        <xs:sequence>
+          <xs:element ref="pc:TermName" minOccurs="0"/>
+          <xs:element ref="pc:TermId" minOccurs="0"/>
+        </xs:sequence>
+      </xs:complexType>
+    </xs:element>
+    <xs:element name="TermName" type="xs:string"/>
+    <xs:element name="TermId" type="xs:string"/>
+  </xs:schema>
+</ct:contentTypeSchema>
+</file>
+
+<file path=customXml/itemProps1.xml><?xml version="1.0" encoding="utf-8"?>
+<ds:datastoreItem xmlns:ds="http://schemas.openxmlformats.org/officeDocument/2006/customXml" ds:itemID="{4F24719C-E69A-4281-9A1C-54AB33E57A66}">
+  <ds:schemaRefs>
+    <ds:schemaRef ds:uri="http://schemas.openxmlformats.org/officeDocument/2006/bibliography"/>
+  </ds:schemaRefs>
+</ds:datastoreItem>
+</file>
+
+<file path=customXml/itemProps2.xml><?xml version="1.0" encoding="utf-8"?>
+<ds:datastoreItem xmlns:ds="http://schemas.openxmlformats.org/officeDocument/2006/customXml" ds:itemID="{EA4E6E14-6E58-451E-8507-F011D0F4DABE}">
+  <ds:schemaRefs>
+    <ds:schemaRef ds:uri="1fe63f53-d0c6-4a79-a06d-53f1960e4d6d"/>
+    <ds:schemaRef ds:uri="http://purl.org/dc/terms/"/>
+    <ds:schemaRef ds:uri="http://www.w3.org/XML/1998/namespace"/>
+    <ds:schemaRef ds:uri="a980214a-183b-42e6-a43c-21f31840aada"/>
+    <ds:schemaRef ds:uri="http://purl.org/dc/elements/1.1/"/>
+    <ds:schemaRef ds:uri="http://purl.org/dc/dcmitype/"/>
+    <ds:schemaRef ds:uri="http://schemas.microsoft.com/office/2006/documentManagement/types"/>
+    <ds:schemaRef ds:uri="http://schemas.microsoft.com/office/infopath/2007/PartnerControls"/>
+    <ds:schemaRef ds:uri="http://schemas.openxmlformats.org/package/2006/metadata/core-properties"/>
+    <ds:schemaRef ds:uri="http://schemas.microsoft.com/office/2006/metadata/properties"/>
+  </ds:schemaRefs>
+</ds:datastoreItem>
+</file>
+
+<file path=customXml/itemProps3.xml><?xml version="1.0" encoding="utf-8"?>
+<ds:datastoreItem xmlns:ds="http://schemas.openxmlformats.org/officeDocument/2006/customXml" ds:itemID="{A5EA31AA-2956-4166-9AC8-E4EBBB7E0E7C}">
+  <ds:schemaRefs>
+    <ds:schemaRef ds:uri="http://schemas.microsoft.com/sharepoint/v3/contenttype/forms"/>
+  </ds:schemaRefs>
+</ds:datastoreItem>
+</file>
+
+<file path=customXml/itemProps4.xml><?xml version="1.0" encoding="utf-8"?>
+<ds:datastoreItem xmlns:ds="http://schemas.openxmlformats.org/officeDocument/2006/customXml" ds:itemID="{DDF71CFD-DFDB-4B13-BD27-525F58A51DF9}">
+  <ds:schemaRefs>
+    <ds:schemaRef ds:uri="http://schemas.microsoft.com/office/2006/metadata/contentType"/>
+    <ds:schemaRef ds:uri="http://schemas.microsoft.com/office/2006/metadata/properties/metaAttributes"/>
+    <ds:schemaRef ds:uri="http://www.w3.org/2001/XMLSchema"/>
+    <ds:schemaRef ds:uri="http://schemas.microsoft.com/office/2006/metadata/properties"/>
+    <ds:schemaRef ds:uri="1fe63f53-d0c6-4a79-a06d-53f1960e4d6d"/>
+    <ds:schemaRef ds:uri="a980214a-183b-42e6-a43c-21f31840aada"/>
+    <ds:schemaRef ds:uri="http://schemas.microsoft.com/office/2006/documentManagement/types"/>
+    <ds:schemaRef ds:uri="http://schemas.microsoft.com/office/infopath/2007/PartnerControls"/>
+    <ds:schemaRef ds:uri="http://schemas.openxmlformats.org/package/2006/metadata/core-properties"/>
+    <ds:schemaRef ds:uri="http://purl.org/dc/elements/1.1/"/>
+    <ds:schemaRef ds:uri="http://purl.org/dc/terms/"/>
+    <ds:schemaRef ds:uri="http://schemas.microsoft.com/internal/obd"/>
+  </ds:schemaRefs>
+</ds:datastoreItem>
 </file>
--- a/Self_assessment_document.docx
+++ b/Self_assessment_document.docx
@@ -230,22 +230,7 @@
               <w:jc w:val="center"/>
             </w:pPr>
             <w:r>
-              <w:fldChar w:fldCharType="begin"/>
-            </w:r>
-            <w:r>
-              <w:instrText xml:space="preserve"> =round(B2*0.4,0) </w:instrText>
-            </w:r>
-            <w:r>
-              <w:fldChar w:fldCharType="separate"/>
-            </w:r>
-            <w:r>
-              <w:rPr>
-                <w:noProof/>
-              </w:rPr>
-              <w:t>0</w:t>
-            </w:r>
-            <w:r>
-              <w:fldChar w:fldCharType="end"/>
+              <w:t>90</w:t>
             </w:r>
           </w:p>
         </w:tc>
@@ -289,34 +274,7 @@
               <w:jc w:val="center"/>
             </w:pPr>
             <w:r>
-              <w:fldChar w:fldCharType="begin"/>
-            </w:r>
-            <w:r>
-              <w:instrText xml:space="preserve"> =</w:instrText>
-            </w:r>
-            <w:r>
-              <w:instrText>round(B3</w:instrText>
-            </w:r>
-            <w:r>
-              <w:instrText>*0.</w:instrText>
-            </w:r>
-            <w:r>
-              <w:instrText>3,0)</w:instrText>
-            </w:r>
-            <w:r>
-              <w:instrText xml:space="preserve"> </w:instrText>
-            </w:r>
-            <w:r>
-              <w:fldChar w:fldCharType="separate"/>
-            </w:r>
-            <w:r>
-              <w:rPr>
-                <w:noProof/>
-              </w:rPr>
-              <w:t>0</w:t>
-            </w:r>
-            <w:r>
-              <w:fldChar w:fldCharType="end"/>
+              <w:t>70</w:t>
             </w:r>
           </w:p>
         </w:tc>
@@ -366,34 +324,7 @@
               <w:jc w:val="center"/>
             </w:pPr>
             <w:r>
-              <w:fldChar w:fldCharType="begin"/>
-            </w:r>
-            <w:r>
-              <w:instrText xml:space="preserve"> =</w:instrText>
-            </w:r>
-            <w:r>
-              <w:instrText>round(B4</w:instrText>
-            </w:r>
-            <w:r>
-              <w:instrText>*0.</w:instrText>
-            </w:r>
-            <w:r>
-              <w:instrText>3,0)</w:instrText>
-            </w:r>
-            <w:r>
-              <w:instrText xml:space="preserve"> </w:instrText>
-            </w:r>
-            <w:r>
-              <w:fldChar w:fldCharType="separate"/>
-            </w:r>
-            <w:r>
-              <w:rPr>
-                <w:noProof/>
-              </w:rPr>
-              <w:t>0</w:t>
-            </w:r>
-            <w:r>
-              <w:fldChar w:fldCharType="end"/>
+              <w:t>90</w:t>
             </w:r>
           </w:p>
         </w:tc>
@@ -439,22 +370,7 @@
               <w:jc w:val="center"/>
             </w:pPr>
             <w:r>
-              <w:fldChar w:fldCharType="begin"/>
-            </w:r>
-            <w:r>
-              <w:instrText xml:space="preserve"> =SUM(ABOVE) </w:instrText>
-            </w:r>
-            <w:r>
-              <w:fldChar w:fldCharType="separate"/>
-            </w:r>
-            <w:r>
-              <w:rPr>
-                <w:noProof/>
-              </w:rPr>
-              <w:t>0</w:t>
-            </w:r>
-            <w:r>
-              <w:fldChar w:fldCharType="end"/>
+              <w:t>80</w:t>
             </w:r>
           </w:p>
         </w:tc>
@@ -466,7 +382,15 @@
         <w:t xml:space="preserve">Your mark for each Learning Outcome (LO) is the highest mark achieved based on the criteria specified in the self-assessment grid. Note that you will </w:t>
       </w:r>
       <w:r>
-        <w:t xml:space="preserve">need to have satisfied all criteria at the lower mark bands to be awarded marks in the higher mark bands, e.g., to get a mark in the 70 - 80 band for a learning outcome you will have needed to have satisfied all criteria in the 40 – 50 and 50 – 60 mark bands. </w:t>
+        <w:t xml:space="preserve">need to have satisfied all criteria at the lower mark bands to be awarded marks in the higher mark bands, e.g., to get a mark in the 70 - 80 band for a learning outcome you will have needed to have satisfied all criteria in the 40 – 50 and 50 – </w:t>
+      </w:r>
+      <w:proofErr w:type="gramStart"/>
+      <w:r>
+        <w:t>60 mark</w:t>
+      </w:r>
+      <w:proofErr w:type="gramEnd"/>
+      <w:r>
+        <w:t xml:space="preserve"> bands. </w:t>
       </w:r>
     </w:p>
     <w:p/>
@@ -945,7 +869,23 @@
                 <w:sz w:val="20"/>
                 <w:szCs w:val="20"/>
               </w:rPr>
-              <w:t xml:space="preserve"> I load the textures, they get applied on line 48 of the fragment shader</w:t>
+              <w:t xml:space="preserve"> I load the </w:t>
+            </w:r>
+            <w:proofErr w:type="gramStart"/>
+            <w:r>
+              <w:rPr>
+                <w:sz w:val="20"/>
+                <w:szCs w:val="20"/>
+              </w:rPr>
+              <w:t>textures,</w:t>
+            </w:r>
+            <w:proofErr w:type="gramEnd"/>
+            <w:r>
+              <w:rPr>
+                <w:sz w:val="20"/>
+                <w:szCs w:val="20"/>
+              </w:rPr>
+              <w:t xml:space="preserve"> they get applied on line 48 of the fragment shader</w:t>
             </w:r>
           </w:p>
         </w:tc>
@@ -1251,7 +1191,23 @@
                 <w:sz w:val="20"/>
                 <w:szCs w:val="20"/>
               </w:rPr>
-              <w:t>Coursework.cpp lines 100 through 104 are the two lights the final output is a little bugged but you can tell that there doing the correct thing through the shader using the debug renders (0 through 9 on the keyboard moves through them)</w:t>
+              <w:t xml:space="preserve">Coursework.cpp lines 100 through 104 are the two lights the final output is a little </w:t>
+            </w:r>
+            <w:proofErr w:type="gramStart"/>
+            <w:r>
+              <w:rPr>
+                <w:sz w:val="20"/>
+                <w:szCs w:val="20"/>
+              </w:rPr>
+              <w:t>bugged</w:t>
+            </w:r>
+            <w:proofErr w:type="gramEnd"/>
+            <w:r>
+              <w:rPr>
+                <w:sz w:val="20"/>
+                <w:szCs w:val="20"/>
+              </w:rPr>
+              <w:t xml:space="preserve"> but you can tell that there doing the correct thing through the shader using the debug renders (0 through 9 on the keyboard moves through them)</w:t>
             </w:r>
           </w:p>
         </w:tc>
@@ -1619,6 +1575,7 @@
               <w:t xml:space="preserve"> functions (e.g., </w:t>
             </w:r>
             <w:proofErr w:type="spellStart"/>
+            <w:proofErr w:type="gramStart"/>
             <w:r>
               <w:rPr>
                 <w:sz w:val="20"/>
@@ -1632,9 +1589,18 @@
                 <w:sz w:val="20"/>
                 <w:szCs w:val="20"/>
               </w:rPr>
-              <w:t xml:space="preserve">::length(), </w:t>
+              <w:t>::length(</w:t>
+            </w:r>
+            <w:proofErr w:type="gramEnd"/>
+            <w:r>
+              <w:rPr>
+                <w:sz w:val="20"/>
+                <w:szCs w:val="20"/>
+              </w:rPr>
+              <w:t xml:space="preserve">), </w:t>
             </w:r>
             <w:proofErr w:type="spellStart"/>
+            <w:proofErr w:type="gramStart"/>
             <w:r>
               <w:rPr>
                 <w:sz w:val="20"/>
@@ -1648,9 +1614,18 @@
                 <w:sz w:val="20"/>
                 <w:szCs w:val="20"/>
               </w:rPr>
-              <w:t xml:space="preserve">::dot(), </w:t>
+              <w:t>::dot(</w:t>
+            </w:r>
+            <w:proofErr w:type="gramEnd"/>
+            <w:r>
+              <w:rPr>
+                <w:sz w:val="20"/>
+                <w:szCs w:val="20"/>
+              </w:rPr>
+              <w:t xml:space="preserve">), </w:t>
             </w:r>
             <w:proofErr w:type="spellStart"/>
+            <w:proofErr w:type="gramStart"/>
             <w:r>
               <w:rPr>
                 <w:sz w:val="20"/>
@@ -1664,7 +1639,15 @@
                 <w:sz w:val="20"/>
                 <w:szCs w:val="20"/>
               </w:rPr>
-              <w:t>::cross() etc.).</w:t>
+              <w:t>::cross(</w:t>
+            </w:r>
+            <w:proofErr w:type="gramEnd"/>
+            <w:r>
+              <w:rPr>
+                <w:sz w:val="20"/>
+                <w:szCs w:val="20"/>
+              </w:rPr>
+              <w:t>) etc.).</w:t>
             </w:r>
           </w:p>
         </w:tc>
@@ -2092,7 +2075,23 @@
                 <w:sz w:val="20"/>
                 <w:szCs w:val="20"/>
               </w:rPr>
-              <w:t xml:space="preserve"> function handles rotating  and </w:t>
+              <w:t xml:space="preserve"> function handles </w:t>
+            </w:r>
+            <w:proofErr w:type="gramStart"/>
+            <w:r>
+              <w:rPr>
+                <w:sz w:val="20"/>
+                <w:szCs w:val="20"/>
+              </w:rPr>
+              <w:t>rotating  and</w:t>
+            </w:r>
+            <w:proofErr w:type="gramEnd"/>
+            <w:r>
+              <w:rPr>
+                <w:sz w:val="20"/>
+                <w:szCs w:val="20"/>
+              </w:rPr>
+              <w:t xml:space="preserve"> </w:t>
             </w:r>
             <w:r>
               <w:rPr>
@@ -2447,6 +2446,9 @@
     </w:tbl>
     <w:p>
       <w:r>
+        <w:rPr>
+          <w:noProof/>
+        </w:rPr>
         <w:drawing>
           <wp:inline distT="0" distB="0" distL="0" distR="0" wp14:anchorId="5634914D" wp14:editId="638E9419">
             <wp:extent cx="5731510" cy="3230880"/>
@@ -3488,27 +3490,6 @@
 </file>
 
 <file path=customXml/item1.xml><?xml version="1.0" encoding="utf-8"?>
-<b:Sources xmlns:b="http://schemas.openxmlformats.org/officeDocument/2006/bibliography" xmlns="http://schemas.openxmlformats.org/officeDocument/2006/bibliography" SelectedStyle="\APASixthEditionOfficeOnline.xsl" StyleName="APA" Version="6"/>
-</file>
-
-<file path=customXml/item2.xml><?xml version="1.0" encoding="utf-8"?>
-<p:properties xmlns:p="http://schemas.microsoft.com/office/2006/metadata/properties" xmlns:xsi="http://www.w3.org/2001/XMLSchema-instance" xmlns:pc="http://schemas.microsoft.com/office/infopath/2007/PartnerControls">
-  <documentManagement>
-    <_activity xmlns="1fe63f53-d0c6-4a79-a06d-53f1960e4d6d" xsi:nil="true"/>
-  </documentManagement>
-</p:properties>
-</file>
-
-<file path=customXml/item3.xml><?xml version="1.0" encoding="utf-8"?>
-<?mso-contentType ?>
-<FormTemplates xmlns="http://schemas.microsoft.com/sharepoint/v3/contenttype/forms">
-  <Display>DocumentLibraryForm</Display>
-  <Edit>DocumentLibraryForm</Edit>
-  <New>DocumentLibraryForm</New>
-</FormTemplates>
-</file>
-
-<file path=customXml/item4.xml><?xml version="1.0" encoding="utf-8"?>
 <ct:contentTypeSchema xmlns:ct="http://schemas.microsoft.com/office/2006/metadata/contentType" xmlns:ma="http://schemas.microsoft.com/office/2006/metadata/properties/metaAttributes" ct:_="" ma:_="" ma:contentTypeName="Document" ma:contentTypeID="0x010100C50E34F052386649A91CF0D2C125D965" ma:contentTypeVersion="16" ma:contentTypeDescription="Create a new document." ma:contentTypeScope="" ma:versionID="d6024116d21864076ce68f809c80632e">
   <xsd:schema xmlns:xsd="http://www.w3.org/2001/XMLSchema" xmlns:xs="http://www.w3.org/2001/XMLSchema" xmlns:p="http://schemas.microsoft.com/office/2006/metadata/properties" xmlns:ns3="1fe63f53-d0c6-4a79-a06d-53f1960e4d6d" xmlns:ns4="a980214a-183b-42e6-a43c-21f31840aada" targetNamespace="http://schemas.microsoft.com/office/2006/metadata/properties" ma:root="true" ma:fieldsID="008a817b02cb573b9c9c35aba4a16c51" ns3:_="" ns4:_="">
     <xsd:import namespace="1fe63f53-d0c6-4a79-a06d-53f1960e4d6d"/>
@@ -3747,15 +3728,55 @@
 </ct:contentTypeSchema>
 </file>
 
+<file path=customXml/item2.xml><?xml version="1.0" encoding="utf-8"?>
+<?mso-contentType ?>
+<FormTemplates xmlns="http://schemas.microsoft.com/sharepoint/v3/contenttype/forms">
+  <Display>DocumentLibraryForm</Display>
+  <Edit>DocumentLibraryForm</Edit>
+  <New>DocumentLibraryForm</New>
+</FormTemplates>
+</file>
+
+<file path=customXml/item3.xml><?xml version="1.0" encoding="utf-8"?>
+<p:properties xmlns:p="http://schemas.microsoft.com/office/2006/metadata/properties" xmlns:xsi="http://www.w3.org/2001/XMLSchema-instance" xmlns:pc="http://schemas.microsoft.com/office/infopath/2007/PartnerControls">
+  <documentManagement>
+    <_activity xmlns="1fe63f53-d0c6-4a79-a06d-53f1960e4d6d" xsi:nil="true"/>
+  </documentManagement>
+</p:properties>
+</file>
+
+<file path=customXml/item4.xml><?xml version="1.0" encoding="utf-8"?>
+<b:Sources xmlns:b="http://schemas.openxmlformats.org/officeDocument/2006/bibliography" xmlns="http://schemas.openxmlformats.org/officeDocument/2006/bibliography" SelectedStyle="\APASixthEditionOfficeOnline.xsl" StyleName="APA" Version="6"/>
+</file>
+
 <file path=customXml/itemProps1.xml><?xml version="1.0" encoding="utf-8"?>
-<ds:datastoreItem xmlns:ds="http://schemas.openxmlformats.org/officeDocument/2006/customXml" ds:itemID="{4F24719C-E69A-4281-9A1C-54AB33E57A66}">
+<ds:datastoreItem xmlns:ds="http://schemas.openxmlformats.org/officeDocument/2006/customXml" ds:itemID="{DDF71CFD-DFDB-4B13-BD27-525F58A51DF9}">
   <ds:schemaRefs>
-    <ds:schemaRef ds:uri="http://schemas.openxmlformats.org/officeDocument/2006/bibliography"/>
+    <ds:schemaRef ds:uri="http://schemas.microsoft.com/office/2006/metadata/contentType"/>
+    <ds:schemaRef ds:uri="http://schemas.microsoft.com/office/2006/metadata/properties/metaAttributes"/>
+    <ds:schemaRef ds:uri="http://www.w3.org/2001/XMLSchema"/>
+    <ds:schemaRef ds:uri="http://schemas.microsoft.com/office/2006/metadata/properties"/>
+    <ds:schemaRef ds:uri="1fe63f53-d0c6-4a79-a06d-53f1960e4d6d"/>
+    <ds:schemaRef ds:uri="a980214a-183b-42e6-a43c-21f31840aada"/>
+    <ds:schemaRef ds:uri="http://schemas.microsoft.com/office/2006/documentManagement/types"/>
+    <ds:schemaRef ds:uri="http://schemas.microsoft.com/office/infopath/2007/PartnerControls"/>
+    <ds:schemaRef ds:uri="http://schemas.openxmlformats.org/package/2006/metadata/core-properties"/>
+    <ds:schemaRef ds:uri="http://purl.org/dc/elements/1.1/"/>
+    <ds:schemaRef ds:uri="http://purl.org/dc/terms/"/>
+    <ds:schemaRef ds:uri="http://schemas.microsoft.com/internal/obd"/>
   </ds:schemaRefs>
 </ds:datastoreItem>
 </file>
 
 <file path=customXml/itemProps2.xml><?xml version="1.0" encoding="utf-8"?>
+<ds:datastoreItem xmlns:ds="http://schemas.openxmlformats.org/officeDocument/2006/customXml" ds:itemID="{A5EA31AA-2956-4166-9AC8-E4EBBB7E0E7C}">
+  <ds:schemaRefs>
+    <ds:schemaRef ds:uri="http://schemas.microsoft.com/sharepoint/v3/contenttype/forms"/>
+  </ds:schemaRefs>
+</ds:datastoreItem>
+</file>
+
+<file path=customXml/itemProps3.xml><?xml version="1.0" encoding="utf-8"?>
 <ds:datastoreItem xmlns:ds="http://schemas.openxmlformats.org/officeDocument/2006/customXml" ds:itemID="{EA4E6E14-6E58-451E-8507-F011D0F4DABE}">
   <ds:schemaRefs>
     <ds:schemaRef ds:uri="1fe63f53-d0c6-4a79-a06d-53f1960e4d6d"/>
@@ -3772,29 +3793,10 @@
 </ds:datastoreItem>
 </file>
 
-<file path=customXml/itemProps3.xml><?xml version="1.0" encoding="utf-8"?>
-<ds:datastoreItem xmlns:ds="http://schemas.openxmlformats.org/officeDocument/2006/customXml" ds:itemID="{A5EA31AA-2956-4166-9AC8-E4EBBB7E0E7C}">
+<file path=customXml/itemProps4.xml><?xml version="1.0" encoding="utf-8"?>
+<ds:datastoreItem xmlns:ds="http://schemas.openxmlformats.org/officeDocument/2006/customXml" ds:itemID="{4F24719C-E69A-4281-9A1C-54AB33E57A66}">
   <ds:schemaRefs>
-    <ds:schemaRef ds:uri="http://schemas.microsoft.com/sharepoint/v3/contenttype/forms"/>
-  </ds:schemaRefs>
-</ds:datastoreItem>
-</file>
-
-<file path=customXml/itemProps4.xml><?xml version="1.0" encoding="utf-8"?>
-<ds:datastoreItem xmlns:ds="http://schemas.openxmlformats.org/officeDocument/2006/customXml" ds:itemID="{DDF71CFD-DFDB-4B13-BD27-525F58A51DF9}">
-  <ds:schemaRefs>
-    <ds:schemaRef ds:uri="http://schemas.microsoft.com/office/2006/metadata/contentType"/>
-    <ds:schemaRef ds:uri="http://schemas.microsoft.com/office/2006/metadata/properties/metaAttributes"/>
-    <ds:schemaRef ds:uri="http://www.w3.org/2001/XMLSchema"/>
-    <ds:schemaRef ds:uri="http://schemas.microsoft.com/office/2006/metadata/properties"/>
-    <ds:schemaRef ds:uri="1fe63f53-d0c6-4a79-a06d-53f1960e4d6d"/>
-    <ds:schemaRef ds:uri="a980214a-183b-42e6-a43c-21f31840aada"/>
-    <ds:schemaRef ds:uri="http://schemas.microsoft.com/office/2006/documentManagement/types"/>
-    <ds:schemaRef ds:uri="http://schemas.microsoft.com/office/infopath/2007/PartnerControls"/>
-    <ds:schemaRef ds:uri="http://schemas.openxmlformats.org/package/2006/metadata/core-properties"/>
-    <ds:schemaRef ds:uri="http://purl.org/dc/elements/1.1/"/>
-    <ds:schemaRef ds:uri="http://purl.org/dc/terms/"/>
-    <ds:schemaRef ds:uri="http://schemas.microsoft.com/internal/obd"/>
+    <ds:schemaRef ds:uri="http://schemas.openxmlformats.org/officeDocument/2006/bibliography"/>
   </ds:schemaRefs>
 </ds:datastoreItem>
 </file>